--- a/doc/Design Document/流量计控制系统软件设计.docx
+++ b/doc/Design Document/流量计控制系统软件设计.docx
@@ -1381,8 +1381,8 @@
         <w:jc w:val="center"/>
         <w:outlineLvl w:val="0"/>
       </w:pPr>
-      <w:bookmarkStart w:id="3" w:name="_Toc536644048"/>
-      <w:bookmarkStart w:id="4" w:name="_Toc237510523"/>
+      <w:bookmarkStart w:id="3" w:name="_Toc237510523"/>
+      <w:bookmarkStart w:id="4" w:name="_Toc536644048"/>
       <w:r>
         <w:rPr>
           <w:rFonts w:hint="eastAsia" w:ascii="宋体" w:hAnsi="宋体"/>
@@ -5066,8 +5066,8 @@
       <w:pPr>
         <w:pStyle w:val="3"/>
       </w:pPr>
-      <w:bookmarkStart w:id="14" w:name="_Toc237510533"/>
-      <w:bookmarkStart w:id="15" w:name="_Toc188631761"/>
+      <w:bookmarkStart w:id="14" w:name="_Toc188631761"/>
+      <w:bookmarkStart w:id="15" w:name="_Toc237510533"/>
       <w:r>
         <w:rPr>
           <w:rFonts w:hint="eastAsia"/>
@@ -5321,12 +5321,155 @@
       </w:r>
       <w:r>
         <w:rPr>
+          <w:rStyle w:val="28"/>
+          <w:rFonts w:hint="eastAsia" w:ascii="宋体" w:hAnsi="宋体"/>
+          <w:szCs w:val="28"/>
+          <w:lang w:val="en-US" w:eastAsia="zh-CN"/>
+        </w:rPr>
+        <w:t>硬件架构框图.vsdx</w:t>
+      </w:r>
+      <w:r>
+        <w:rPr>
+          <w:rFonts w:hint="eastAsia" w:ascii="宋体" w:hAnsi="宋体"/>
+          <w:szCs w:val="28"/>
+          <w:lang w:val="en-US" w:eastAsia="zh-CN"/>
+        </w:rPr>
+        <w:fldChar w:fldCharType="end"/>
+      </w:r>
+    </w:p>
+    <w:p>
+      <w:pPr>
+        <w:pStyle w:val="3"/>
+      </w:pPr>
+      <w:bookmarkStart w:id="19" w:name="_Toc188631765"/>
+      <w:bookmarkStart w:id="20" w:name="_Toc237510536"/>
+      <w:r>
+        <w:rPr>
+          <w:rFonts w:hint="eastAsia"/>
+        </w:rPr>
+        <w:t>软件功能划分图</w:t>
+      </w:r>
+      <w:bookmarkEnd w:id="19"/>
+      <w:bookmarkEnd w:id="20"/>
+    </w:p>
+    <w:p>
+      <w:pPr>
+        <w:ind w:firstLine="480" w:firstLineChars="200"/>
+        <w:jc w:val="left"/>
+        <w:rPr>
+          <w:rFonts w:hint="eastAsia" w:ascii="宋体" w:hAnsi="宋体"/>
+          <w:szCs w:val="28"/>
+        </w:rPr>
+      </w:pPr>
+      <w:r>
+        <w:rPr>
+          <w:rFonts w:hint="eastAsia" w:ascii="宋体" w:hAnsi="宋体"/>
+          <w:szCs w:val="28"/>
+        </w:rPr>
+        <w:t>详见</w:t>
+      </w:r>
+      <w:r>
+        <w:rPr>
+          <w:rFonts w:hint="eastAsia" w:ascii="宋体" w:hAnsi="宋体"/>
+          <w:szCs w:val="28"/>
+        </w:rPr>
+        <w:fldChar w:fldCharType="begin"/>
+      </w:r>
+      <w:r>
+        <w:rPr>
+          <w:rFonts w:hint="eastAsia" w:ascii="宋体" w:hAnsi="宋体"/>
+          <w:szCs w:val="28"/>
+        </w:rPr>
+        <w:instrText xml:space="preserve"> HYPERLINK "主板软件架构图.xmind" </w:instrText>
+      </w:r>
+      <w:r>
+        <w:rPr>
+          <w:rFonts w:hint="eastAsia" w:ascii="宋体" w:hAnsi="宋体"/>
+          <w:szCs w:val="28"/>
+        </w:rPr>
+        <w:fldChar w:fldCharType="separate"/>
+      </w:r>
+      <w:r>
+        <w:rPr>
+          <w:rStyle w:val="28"/>
+          <w:rFonts w:hint="eastAsia" w:ascii="宋体" w:hAnsi="宋体"/>
+          <w:szCs w:val="28"/>
+        </w:rPr>
+        <w:t>主板软件架构图.xmind</w:t>
+      </w:r>
+      <w:r>
+        <w:rPr>
+          <w:rFonts w:hint="eastAsia" w:ascii="宋体" w:hAnsi="宋体"/>
+          <w:szCs w:val="28"/>
+        </w:rPr>
+        <w:fldChar w:fldCharType="end"/>
+      </w:r>
+    </w:p>
+    <w:p>
+      <w:pPr>
+        <w:pStyle w:val="3"/>
+      </w:pPr>
+      <w:bookmarkStart w:id="21" w:name="_Toc188631766"/>
+      <w:bookmarkStart w:id="22" w:name="_Toc237510537"/>
+      <w:r>
+        <w:rPr>
+          <w:rFonts w:hint="eastAsia"/>
+        </w:rPr>
+        <w:t>软件架构图</w:t>
+      </w:r>
+      <w:bookmarkEnd w:id="21"/>
+      <w:bookmarkEnd w:id="22"/>
+    </w:p>
+    <w:p>
+      <w:pPr>
+        <w:ind w:firstLine="420"/>
+        <w:jc w:val="left"/>
+        <w:rPr>
+          <w:rFonts w:hint="eastAsia" w:ascii="宋体" w:hAnsi="宋体" w:eastAsia="宋体"/>
+          <w:szCs w:val="28"/>
+          <w:lang w:val="en-US" w:eastAsia="zh-CN"/>
+        </w:rPr>
+      </w:pPr>
+      <w:r>
+        <w:rPr>
+          <w:rFonts w:hint="eastAsia" w:ascii="宋体" w:hAnsi="宋体"/>
+          <w:szCs w:val="28"/>
+          <w:lang w:val="en-US" w:eastAsia="zh-CN"/>
+        </w:rPr>
+        <w:t>详见</w:t>
+      </w:r>
+      <w:r>
+        <w:rPr>
+          <w:rFonts w:hint="eastAsia" w:ascii="宋体" w:hAnsi="宋体"/>
+          <w:szCs w:val="28"/>
+          <w:lang w:val="en-US" w:eastAsia="zh-CN"/>
+        </w:rPr>
+        <w:fldChar w:fldCharType="begin"/>
+      </w:r>
+      <w:r>
+        <w:rPr>
+          <w:rFonts w:hint="eastAsia" w:ascii="宋体" w:hAnsi="宋体"/>
+          <w:szCs w:val="28"/>
+          <w:lang w:val="en-US" w:eastAsia="zh-CN"/>
+        </w:rPr>
+        <w:instrText xml:space="preserve"> HYPERLINK "软件架构图.xmind" </w:instrText>
+      </w:r>
+      <w:r>
+        <w:rPr>
+          <w:rFonts w:hint="eastAsia" w:ascii="宋体" w:hAnsi="宋体"/>
+          <w:szCs w:val="28"/>
+          <w:lang w:val="en-US" w:eastAsia="zh-CN"/>
+        </w:rPr>
+        <w:fldChar w:fldCharType="separate"/>
+      </w:r>
+      <w:r>
+        <w:rPr>
           <w:rStyle w:val="29"/>
           <w:rFonts w:hint="eastAsia" w:ascii="宋体" w:hAnsi="宋体"/>
           <w:szCs w:val="28"/>
           <w:lang w:val="en-US" w:eastAsia="zh-CN"/>
         </w:rPr>
-        <w:t>硬件架构框图.vsdx</w:t>
+        <w:t>软件架构图.xmind</w:t>
       </w:r>
       <w:r>
         <w:rPr>
@@ -5341,110 +5484,34 @@
       <w:pPr>
         <w:pStyle w:val="3"/>
       </w:pPr>
-      <w:bookmarkStart w:id="19" w:name="_Toc237510536"/>
-      <w:bookmarkStart w:id="20" w:name="_Toc188631765"/>
-      <w:r>
-        <w:rPr>
-          <w:rFonts w:hint="eastAsia"/>
-        </w:rPr>
-        <w:t>软件功能划分图</w:t>
-      </w:r>
-      <w:bookmarkEnd w:id="19"/>
-      <w:bookmarkEnd w:id="20"/>
+      <w:bookmarkStart w:id="23" w:name="_Toc237510538"/>
+      <w:bookmarkStart w:id="24" w:name="_Toc188631767"/>
+      <w:r>
+        <w:rPr>
+          <w:rFonts w:hint="eastAsia"/>
+        </w:rPr>
+        <w:t>软件运行流程图</w:t>
+      </w:r>
+      <w:bookmarkEnd w:id="23"/>
+      <w:bookmarkEnd w:id="24"/>
     </w:p>
     <w:p>
       <w:pPr>
         <w:ind w:firstLine="480" w:firstLineChars="200"/>
-        <w:jc w:val="left"/>
-        <w:rPr>
-          <w:rFonts w:hint="eastAsia" w:ascii="宋体" w:hAnsi="宋体"/>
-          <w:szCs w:val="28"/>
-        </w:rPr>
-      </w:pPr>
-      <w:r>
-        <w:rPr>
-          <w:rFonts w:hint="eastAsia" w:ascii="宋体" w:hAnsi="宋体"/>
-          <w:szCs w:val="28"/>
-        </w:rPr>
-        <w:t>详见</w:t>
-      </w:r>
-      <w:r>
-        <w:rPr>
-          <w:rFonts w:hint="eastAsia" w:ascii="宋体" w:hAnsi="宋体"/>
-          <w:szCs w:val="28"/>
-        </w:rPr>
-        <w:fldChar w:fldCharType="begin"/>
-      </w:r>
-      <w:r>
-        <w:rPr>
-          <w:rFonts w:hint="eastAsia" w:ascii="宋体" w:hAnsi="宋体"/>
-          <w:szCs w:val="28"/>
-        </w:rPr>
-        <w:instrText xml:space="preserve"> HYPERLINK "主板软件架构图.xmind" </w:instrText>
-      </w:r>
-      <w:r>
-        <w:rPr>
-          <w:rFonts w:hint="eastAsia" w:ascii="宋体" w:hAnsi="宋体"/>
-          <w:szCs w:val="28"/>
-        </w:rPr>
-        <w:fldChar w:fldCharType="separate"/>
-      </w:r>
-      <w:r>
-        <w:rPr>
-          <w:rStyle w:val="29"/>
-          <w:rFonts w:hint="eastAsia" w:ascii="宋体" w:hAnsi="宋体"/>
-          <w:szCs w:val="28"/>
-        </w:rPr>
-        <w:t>主板软件架构图.xmind</w:t>
-      </w:r>
-      <w:r>
-        <w:rPr>
-          <w:rFonts w:hint="eastAsia" w:ascii="宋体" w:hAnsi="宋体"/>
-          <w:szCs w:val="28"/>
-        </w:rPr>
-        <w:fldChar w:fldCharType="end"/>
-      </w:r>
-    </w:p>
-    <w:p>
-      <w:pPr>
-        <w:pStyle w:val="3"/>
-      </w:pPr>
-      <w:bookmarkStart w:id="21" w:name="_Toc188631766"/>
-      <w:bookmarkStart w:id="22" w:name="_Toc237510537"/>
-      <w:r>
-        <w:rPr>
-          <w:rFonts w:hint="eastAsia"/>
-        </w:rPr>
-        <w:t>软件架构图</w:t>
-      </w:r>
-      <w:bookmarkEnd w:id="21"/>
-      <w:bookmarkEnd w:id="22"/>
-    </w:p>
-    <w:p>
-      <w:pPr>
-        <w:ind w:firstLine="420"/>
-        <w:jc w:val="left"/>
-        <w:rPr>
-          <w:rFonts w:hint="eastAsia" w:ascii="宋体" w:hAnsi="宋体" w:eastAsia="宋体"/>
-          <w:szCs w:val="28"/>
-          <w:lang w:val="en-US" w:eastAsia="zh-CN"/>
-        </w:rPr>
-      </w:pPr>
-      <w:r>
+        <w:jc w:val="both"/>
         <w:rPr>
           <w:rFonts w:hint="eastAsia" w:ascii="宋体" w:hAnsi="宋体"/>
           <w:szCs w:val="28"/>
           <w:lang w:val="en-US" w:eastAsia="zh-CN"/>
         </w:rPr>
-        <w:t>详见</w:t>
-      </w:r>
+      </w:pPr>
       <w:r>
         <w:rPr>
           <w:rFonts w:hint="eastAsia" w:ascii="宋体" w:hAnsi="宋体"/>
           <w:szCs w:val="28"/>
           <w:lang w:val="en-US" w:eastAsia="zh-CN"/>
         </w:rPr>
-        <w:fldChar w:fldCharType="begin"/>
+        <w:t>详见</w:t>
       </w:r>
       <w:r>
         <w:rPr>
@@ -5452,7 +5519,7 @@
           <w:szCs w:val="28"/>
           <w:lang w:val="en-US" w:eastAsia="zh-CN"/>
         </w:rPr>
-        <w:instrText xml:space="preserve"> HYPERLINK "软件架构图.xmind" </w:instrText>
+        <w:fldChar w:fldCharType="begin"/>
       </w:r>
       <w:r>
         <w:rPr>
@@ -5460,86 +5527,19 @@
           <w:szCs w:val="28"/>
           <w:lang w:val="en-US" w:eastAsia="zh-CN"/>
         </w:rPr>
-        <w:fldChar w:fldCharType="separate"/>
-      </w:r>
-      <w:r>
-        <w:rPr>
-          <w:rStyle w:val="29"/>
+        <w:instrText xml:space="preserve"> HYPERLINK "主板软件运行流程.vsdx" </w:instrText>
+      </w:r>
+      <w:r>
+        <w:rPr>
           <w:rFonts w:hint="eastAsia" w:ascii="宋体" w:hAnsi="宋体"/>
           <w:szCs w:val="28"/>
           <w:lang w:val="en-US" w:eastAsia="zh-CN"/>
         </w:rPr>
-        <w:t>软件架构图.xmind</w:t>
-      </w:r>
-      <w:r>
-        <w:rPr>
-          <w:rFonts w:hint="eastAsia" w:ascii="宋体" w:hAnsi="宋体"/>
-          <w:szCs w:val="28"/>
-          <w:lang w:val="en-US" w:eastAsia="zh-CN"/>
-        </w:rPr>
-        <w:fldChar w:fldCharType="end"/>
-      </w:r>
-    </w:p>
-    <w:p>
-      <w:pPr>
-        <w:pStyle w:val="3"/>
-      </w:pPr>
-      <w:bookmarkStart w:id="23" w:name="_Toc237510538"/>
-      <w:bookmarkStart w:id="24" w:name="_Toc188631767"/>
-      <w:r>
-        <w:rPr>
-          <w:rFonts w:hint="eastAsia"/>
-        </w:rPr>
-        <w:t>软件运行流程图</w:t>
-      </w:r>
-      <w:bookmarkEnd w:id="23"/>
-      <w:bookmarkEnd w:id="24"/>
-    </w:p>
-    <w:p>
-      <w:pPr>
-        <w:ind w:firstLine="480" w:firstLineChars="200"/>
-        <w:jc w:val="both"/>
-        <w:rPr>
-          <w:rFonts w:hint="eastAsia" w:ascii="宋体" w:hAnsi="宋体"/>
-          <w:szCs w:val="28"/>
-          <w:lang w:val="en-US" w:eastAsia="zh-CN"/>
-        </w:rPr>
-      </w:pPr>
-      <w:r>
-        <w:rPr>
-          <w:rFonts w:hint="eastAsia" w:ascii="宋体" w:hAnsi="宋体"/>
-          <w:szCs w:val="28"/>
-          <w:lang w:val="en-US" w:eastAsia="zh-CN"/>
-        </w:rPr>
-        <w:t>详见</w:t>
-      </w:r>
-      <w:r>
-        <w:rPr>
-          <w:rFonts w:hint="eastAsia" w:ascii="宋体" w:hAnsi="宋体"/>
-          <w:szCs w:val="28"/>
-          <w:lang w:val="en-US" w:eastAsia="zh-CN"/>
-        </w:rPr>
-        <w:fldChar w:fldCharType="begin"/>
-      </w:r>
-      <w:r>
-        <w:rPr>
-          <w:rFonts w:hint="eastAsia" w:ascii="宋体" w:hAnsi="宋体"/>
-          <w:szCs w:val="28"/>
-          <w:lang w:val="en-US" w:eastAsia="zh-CN"/>
-        </w:rPr>
-        <w:instrText xml:space="preserve"> HYPERLINK "主板软件运行流程.vsdx" </w:instrText>
-      </w:r>
-      <w:r>
-        <w:rPr>
-          <w:rFonts w:hint="eastAsia" w:ascii="宋体" w:hAnsi="宋体"/>
-          <w:szCs w:val="28"/>
-          <w:lang w:val="en-US" w:eastAsia="zh-CN"/>
-        </w:rPr>
         <w:fldChar w:fldCharType="separate"/>
       </w:r>
       <w:r>
         <w:rPr>
-          <w:rStyle w:val="29"/>
+          <w:rStyle w:val="28"/>
           <w:rFonts w:hint="eastAsia" w:ascii="宋体" w:hAnsi="宋体"/>
           <w:szCs w:val="28"/>
           <w:lang w:val="en-US" w:eastAsia="zh-CN"/>
@@ -6104,14 +6104,7 @@
                 <w:rFonts w:hint="eastAsia"/>
                 <w:lang w:val="en-US" w:eastAsia="zh-CN"/>
               </w:rPr>
-              <w:t xml:space="preserve">  </w:t>
-            </w:r>
-            <w:r>
-              <w:rPr>
-                <w:rFonts w:hint="eastAsia"/>
-                <w:lang w:val="en-US" w:eastAsia="zh-CN"/>
-              </w:rPr>
-              <w:t xml:space="preserve"> </w:t>
+              <w:t xml:space="preserve">   </w:t>
             </w:r>
             <w:r>
               <w:rPr>
@@ -6693,33 +6686,31 @@
         <w:pStyle w:val="4"/>
         <w:ind w:left="240" w:leftChars="0" w:firstLineChars="0"/>
         <w:rPr>
-          <w:rFonts w:hint="eastAsia" w:ascii="Times New Roman" w:hAnsi="Times New Roman" w:eastAsia="宋体" w:cs="Times New Roman"/>
-          <w:b/>
-          <w:bCs/>
-          <w:kern w:val="0"/>
-          <w:sz w:val="32"/>
-          <w:szCs w:val="32"/>
-          <w:lang w:val="en-US" w:eastAsia="zh-CN" w:bidi="ar-SA"/>
-        </w:rPr>
-      </w:pPr>
-      <w:r>
-        <w:rPr>
-          <w:rFonts w:hint="eastAsia" w:cs="Times New Roman"/>
-          <w:b/>
-          <w:bCs/>
-          <w:kern w:val="0"/>
-          <w:sz w:val="32"/>
-          <w:szCs w:val="32"/>
-          <w:lang w:val="en-US" w:eastAsia="zh-CN" w:bidi="ar-SA"/>
-        </w:rPr>
-        <w:t>RS485(Modbus通讯)</w:t>
-      </w:r>
-    </w:p>
-    <w:p>
-      <w:pPr>
-        <w:ind w:firstLine="480" w:firstLineChars="200"/>
-        <w:rPr>
-          <w:rFonts w:hint="default" w:eastAsia="宋体"/>
+          <w:rFonts w:hint="eastAsia"/>
+          <w:lang w:val="en-US" w:eastAsia="zh-CN"/>
+        </w:rPr>
+      </w:pPr>
+      <w:r>
+        <w:rPr>
+          <w:rFonts w:hint="default"/>
+          <w:lang w:eastAsia="zh-CN"/>
+        </w:rPr>
+        <w:t xml:space="preserve">EX20 </w:t>
+      </w:r>
+      <w:r>
+        <w:rPr>
+          <w:rFonts w:hint="eastAsia"/>
+          <w:lang w:val="en-US" w:eastAsia="zh-CN"/>
+        </w:rPr>
+        <w:t>MFC通讯</w:t>
+      </w:r>
+    </w:p>
+    <w:p>
+      <w:pPr>
+        <w:spacing w:after="120"/>
+        <w:ind w:firstLine="420"/>
+        <w:rPr>
+          <w:rFonts w:hint="default"/>
           <w:color w:val="000000"/>
           <w:lang w:val="en-US" w:eastAsia="zh-CN"/>
         </w:rPr>
@@ -6728,30 +6719,14 @@
         <w:rPr>
           <w:color w:val="000000"/>
         </w:rPr>
-        <w:t>RS485 版本采用 Modbus RTU，MCU 是唯一主站，六台设备为从站，同一时刻只允许一个在途事</w:t>
-      </w:r>
-      <w:r>
-        <w:rPr>
-          <w:rFonts w:hint="eastAsia"/>
-          <w:color w:val="000000"/>
-          <w:lang w:val="en-US" w:eastAsia="zh-CN"/>
-        </w:rPr>
-        <w:t>modbus，波特率9600，8N1模式</w:t>
-      </w:r>
-      <w:r>
-        <w:rPr>
-          <w:rFonts w:hint="eastAsia"/>
-          <w:color w:val="000000"/>
-          <w:lang w:val="en-US" w:eastAsia="zh-CN"/>
-        </w:rPr>
-        <w:br w:type="textWrapping"/>
+        <w:t>本模块定义两种编译后端：RS485 使用 EX-201S 自带的专用 ASCII 协议；CAN 使用用户自定义 CAN_USER。应用层保持统一的设定、读取及关断接口，协议层分别编码和解析。项目不使用 Modbus，原设计中的功能码、设备寄存器表、CRC16 和 RTU 帧间隔要求撤销。</w:t>
       </w:r>
     </w:p>
     <w:tbl>
       <w:tblPr>
         <w:tblStyle w:val="23"/>
-        <w:tblW w:w="10246" w:type="dxa"/>
-        <w:tblInd w:w="423" w:type="dxa"/>
+        <w:tblW w:w="10269" w:type="dxa"/>
+        <w:tblInd w:w="412" w:type="dxa"/>
         <w:tblBorders>
           <w:top w:val="single" w:color="D9D9D9" w:sz="4" w:space="0"/>
           <w:left w:val="single" w:color="D9D9D9" w:sz="4" w:space="0"/>
@@ -6769,9 +6744,9 @@
         </w:tblCellMar>
       </w:tblPr>
       <w:tblGrid>
-        <w:gridCol w:w="2042"/>
-        <w:gridCol w:w="1721"/>
-        <w:gridCol w:w="6483"/>
+        <w:gridCol w:w="1684"/>
+        <w:gridCol w:w="4033"/>
+        <w:gridCol w:w="4552"/>
       </w:tblGrid>
       <w:tr>
         <w:tblPrEx>
@@ -6796,7 +6771,7 @@
         </w:trPr>
         <w:tc>
           <w:tcPr>
-            <w:tcW w:w="2042" w:type="dxa"/>
+            <w:tcW w:w="1684" w:type="dxa"/>
             <w:tcBorders>
               <w:top w:val="single" w:color="000000" w:themeColor="text1" w:sz="4" w:space="0"/>
               <w:left w:val="single" w:color="000000" w:themeColor="text1" w:sz="4" w:space="0"/>
@@ -6813,18 +6788,19 @@
                 <w:lang w:val="en-US" w:eastAsia="zh-CN"/>
               </w:rPr>
             </w:pPr>
-            <w:r>
-              <w:rPr>
-                <w:rFonts w:hint="eastAsia"/>
-                <w:lang w:val="en-US" w:eastAsia="zh-CN"/>
-              </w:rPr>
-              <w:t>业务参数</w:t>
-            </w:r>
-          </w:p>
-        </w:tc>
-        <w:tc>
-          <w:tcPr>
-            <w:tcW w:w="1721" w:type="dxa"/>
+            <w:bookmarkStart w:id="32" w:name="_Toc237510546"/>
+            <w:r>
+              <w:rPr>
+                <w:rFonts w:hint="eastAsia"/>
+                <w:lang w:val="en-US" w:eastAsia="zh-CN"/>
+              </w:rPr>
+              <w:t>项目</w:t>
+            </w:r>
+          </w:p>
+        </w:tc>
+        <w:tc>
+          <w:tcPr>
+            <w:tcW w:w="4033" w:type="dxa"/>
             <w:tcBorders>
               <w:top w:val="single" w:color="000000" w:themeColor="text1" w:sz="4" w:space="0"/>
               <w:left w:val="single" w:color="000000" w:themeColor="text1" w:sz="4" w:space="0"/>
@@ -6846,13 +6822,13 @@
                 <w:rFonts w:hint="eastAsia"/>
                 <w:lang w:val="en-US" w:eastAsia="zh-CN"/>
               </w:rPr>
-              <w:t>访问方式</w:t>
-            </w:r>
-          </w:p>
-        </w:tc>
-        <w:tc>
-          <w:tcPr>
-            <w:tcW w:w="6483" w:type="dxa"/>
+              <w:t>RS485 加 EX-201S</w:t>
+            </w:r>
+          </w:p>
+        </w:tc>
+        <w:tc>
+          <w:tcPr>
+            <w:tcW w:w="4552" w:type="dxa"/>
             <w:tcBorders>
               <w:top w:val="single" w:color="000000" w:themeColor="text1" w:sz="4" w:space="0"/>
               <w:left w:val="single" w:color="000000" w:themeColor="text1" w:sz="4" w:space="0"/>
@@ -6874,7 +6850,7 @@
                 <w:rFonts w:hint="eastAsia"/>
                 <w:lang w:val="en-US" w:eastAsia="zh-CN"/>
               </w:rPr>
-              <w:t>待填设备定义</w:t>
+              <w:t>CAN 加 CAN_USER</w:t>
             </w:r>
           </w:p>
         </w:tc>
@@ -6901,7 +6877,7 @@
         </w:trPr>
         <w:tc>
           <w:tcPr>
-            <w:tcW w:w="2042" w:type="dxa"/>
+            <w:tcW w:w="1684" w:type="dxa"/>
             <w:tcBorders>
               <w:top w:val="single" w:color="000000" w:themeColor="text1" w:sz="4" w:space="0"/>
               <w:left w:val="single" w:color="000000" w:themeColor="text1" w:sz="4" w:space="0"/>
@@ -6922,13 +6898,13 @@
                 <w:rFonts w:hint="eastAsia"/>
                 <w:lang w:val="en-US" w:eastAsia="zh-CN"/>
               </w:rPr>
-              <w:t>目标流量</w:t>
-            </w:r>
-          </w:p>
-        </w:tc>
-        <w:tc>
-          <w:tcPr>
-            <w:tcW w:w="1721" w:type="dxa"/>
+              <w:t>接口与后端</w:t>
+            </w:r>
+          </w:p>
+        </w:tc>
+        <w:tc>
+          <w:tcPr>
+            <w:tcW w:w="4033" w:type="dxa"/>
             <w:tcBorders>
               <w:top w:val="single" w:color="000000" w:themeColor="text1" w:sz="4" w:space="0"/>
               <w:left w:val="single" w:color="000000" w:themeColor="text1" w:sz="4" w:space="0"/>
@@ -6949,13 +6925,13 @@
                 <w:rFonts w:hint="eastAsia"/>
                 <w:lang w:val="en-US" w:eastAsia="zh-CN"/>
               </w:rPr>
-              <w:t>写入并按需要读回</w:t>
-            </w:r>
-          </w:p>
-        </w:tc>
-        <w:tc>
-          <w:tcPr>
-            <w:tcW w:w="6483" w:type="dxa"/>
+              <w:t>SCI2、U21 隔离、U17 收发器</w:t>
+            </w:r>
+          </w:p>
+        </w:tc>
+        <w:tc>
+          <w:tcPr>
+            <w:tcW w:w="4552" w:type="dxa"/>
             <w:tcBorders>
               <w:top w:val="single" w:color="000000" w:themeColor="text1" w:sz="4" w:space="0"/>
               <w:left w:val="single" w:color="000000" w:themeColor="text1" w:sz="4" w:space="0"/>
@@ -6976,7 +6952,7 @@
                 <w:rFonts w:hint="eastAsia"/>
                 <w:lang w:val="en-US" w:eastAsia="zh-CN"/>
               </w:rPr>
-              <w:t>功能码、地址、寄存器数量、数据类型、缩放、范围</w:t>
+              <w:t>SPI、MCP2515、U23 隔离、U22</w:t>
             </w:r>
           </w:p>
         </w:tc>
@@ -7003,7 +6979,7 @@
         </w:trPr>
         <w:tc>
           <w:tcPr>
-            <w:tcW w:w="2042" w:type="dxa"/>
+            <w:tcW w:w="1684" w:type="dxa"/>
             <w:tcBorders>
               <w:top w:val="single" w:color="000000" w:themeColor="text1" w:sz="4" w:space="0"/>
               <w:left w:val="single" w:color="000000" w:themeColor="text1" w:sz="4" w:space="0"/>
@@ -7024,13 +7000,13 @@
                 <w:rFonts w:hint="eastAsia"/>
                 <w:lang w:val="en-US" w:eastAsia="zh-CN"/>
               </w:rPr>
-              <w:t>实际流量</w:t>
-            </w:r>
-          </w:p>
-        </w:tc>
-        <w:tc>
-          <w:tcPr>
-            <w:tcW w:w="1721" w:type="dxa"/>
+              <w:t>连接器</w:t>
+            </w:r>
+          </w:p>
+        </w:tc>
+        <w:tc>
+          <w:tcPr>
+            <w:tcW w:w="4033" w:type="dxa"/>
             <w:tcBorders>
               <w:top w:val="single" w:color="000000" w:themeColor="text1" w:sz="4" w:space="0"/>
               <w:left w:val="single" w:color="000000" w:themeColor="text1" w:sz="4" w:space="0"/>
@@ -7051,13 +7027,13 @@
                 <w:rFonts w:hint="eastAsia"/>
                 <w:lang w:val="en-US" w:eastAsia="zh-CN"/>
               </w:rPr>
-              <w:t>周期读取</w:t>
-            </w:r>
-          </w:p>
-        </w:tc>
-        <w:tc>
-          <w:tcPr>
-            <w:tcW w:w="6483" w:type="dxa"/>
+              <w:t>J9/J15 RJ45 或 J10 DB9，三选一</w:t>
+            </w:r>
+          </w:p>
+        </w:tc>
+        <w:tc>
+          <w:tcPr>
+            <w:tcW w:w="4552" w:type="dxa"/>
             <w:tcBorders>
               <w:top w:val="single" w:color="000000" w:themeColor="text1" w:sz="4" w:space="0"/>
               <w:left w:val="single" w:color="000000" w:themeColor="text1" w:sz="4" w:space="0"/>
@@ -7078,7 +7054,7 @@
                 <w:rFonts w:hint="eastAsia"/>
                 <w:lang w:val="en-US" w:eastAsia="zh-CN"/>
               </w:rPr>
-              <w:t>功能码、地址、单位、符号及多寄存器字序</w:t>
+              <w:t>相同三个端口，跳线统一选 CAN</w:t>
             </w:r>
           </w:p>
         </w:tc>
@@ -7105,7 +7081,7 @@
         </w:trPr>
         <w:tc>
           <w:tcPr>
-            <w:tcW w:w="2042" w:type="dxa"/>
+            <w:tcW w:w="1684" w:type="dxa"/>
             <w:tcBorders>
               <w:top w:val="single" w:color="000000" w:themeColor="text1" w:sz="4" w:space="0"/>
               <w:left w:val="single" w:color="000000" w:themeColor="text1" w:sz="4" w:space="0"/>
@@ -7126,13 +7102,13 @@
                 <w:rFonts w:hint="eastAsia"/>
                 <w:lang w:val="en-US" w:eastAsia="zh-CN"/>
               </w:rPr>
-              <w:t>内部阀控制</w:t>
-            </w:r>
-          </w:p>
-        </w:tc>
-        <w:tc>
-          <w:tcPr>
-            <w:tcW w:w="1721" w:type="dxa"/>
+              <w:t>参数依据</w:t>
+            </w:r>
+          </w:p>
+        </w:tc>
+        <w:tc>
+          <w:tcPr>
+            <w:tcW w:w="4033" w:type="dxa"/>
             <w:tcBorders>
               <w:top w:val="single" w:color="000000" w:themeColor="text1" w:sz="4" w:space="0"/>
               <w:left w:val="single" w:color="000000" w:themeColor="text1" w:sz="4" w:space="0"/>
@@ -7153,13 +7129,13 @@
                 <w:rFonts w:hint="eastAsia"/>
                 <w:lang w:val="en-US" w:eastAsia="zh-CN"/>
               </w:rPr>
-              <w:t>正常控制或关闭</w:t>
-            </w:r>
-          </w:p>
-        </w:tc>
-        <w:tc>
-          <w:tcPr>
-            <w:tcW w:w="6483" w:type="dxa"/>
+              <w:t>标准 9600 bit/s、8N1，OPTION 优先</w:t>
+            </w:r>
+          </w:p>
+        </w:tc>
+        <w:tc>
+          <w:tcPr>
+            <w:tcW w:w="4552" w:type="dxa"/>
             <w:tcBorders>
               <w:top w:val="single" w:color="000000" w:themeColor="text1" w:sz="4" w:space="0"/>
               <w:left w:val="single" w:color="000000" w:themeColor="text1" w:sz="4" w:space="0"/>
@@ -7180,7 +7156,7 @@
                 <w:rFonts w:hint="eastAsia"/>
                 <w:lang w:val="en-US" w:eastAsia="zh-CN"/>
               </w:rPr>
-              <w:t>线圈/寄存器类型、控制值和重复执行语义</w:t>
+              <w:t>CAN 波特率、ID、节点由用户协议定义</w:t>
             </w:r>
           </w:p>
         </w:tc>
@@ -7207,7 +7183,7 @@
         </w:trPr>
         <w:tc>
           <w:tcPr>
-            <w:tcW w:w="2042" w:type="dxa"/>
+            <w:tcW w:w="1684" w:type="dxa"/>
             <w:tcBorders>
               <w:top w:val="single" w:color="000000" w:themeColor="text1" w:sz="4" w:space="0"/>
               <w:left w:val="single" w:color="000000" w:themeColor="text1" w:sz="4" w:space="0"/>
@@ -7228,13 +7204,13 @@
                 <w:rFonts w:hint="eastAsia"/>
                 <w:lang w:val="en-US" w:eastAsia="zh-CN"/>
               </w:rPr>
-              <w:t>内部阀状态</w:t>
-            </w:r>
-          </w:p>
-        </w:tc>
-        <w:tc>
-          <w:tcPr>
-            <w:tcW w:w="1721" w:type="dxa"/>
+              <w:t>电文形式</w:t>
+            </w:r>
+          </w:p>
+        </w:tc>
+        <w:tc>
+          <w:tcPr>
+            <w:tcW w:w="4033" w:type="dxa"/>
             <w:tcBorders>
               <w:top w:val="single" w:color="000000" w:themeColor="text1" w:sz="4" w:space="0"/>
               <w:left w:val="single" w:color="000000" w:themeColor="text1" w:sz="4" w:space="0"/>
@@ -7255,13 +7231,13 @@
                 <w:rFonts w:hint="eastAsia"/>
                 <w:lang w:val="en-US" w:eastAsia="zh-CN"/>
               </w:rPr>
-              <w:t>读取</w:t>
-            </w:r>
-          </w:p>
-        </w:tc>
-        <w:tc>
-          <w:tcPr>
-            <w:tcW w:w="6483" w:type="dxa"/>
+              <w:t>@ 请求、% 应答、CR 结束</w:t>
+            </w:r>
+          </w:p>
+        </w:tc>
+        <w:tc>
+          <w:tcPr>
+            <w:tcW w:w="4552" w:type="dxa"/>
             <w:tcBorders>
               <w:top w:val="single" w:color="000000" w:themeColor="text1" w:sz="4" w:space="0"/>
               <w:left w:val="single" w:color="000000" w:themeColor="text1" w:sz="4" w:space="0"/>
@@ -7282,7 +7258,7 @@
                 <w:rFonts w:hint="eastAsia"/>
                 <w:lang w:val="en-US" w:eastAsia="zh-CN"/>
               </w:rPr>
-              <w:t>地址、位定义及与控制命令的关系</w:t>
+              <w:t>经典 CAN 帧承载 CAN_USER 业务字段</w:t>
             </w:r>
           </w:p>
         </w:tc>
@@ -7309,7 +7285,7 @@
         </w:trPr>
         <w:tc>
           <w:tcPr>
-            <w:tcW w:w="2042" w:type="dxa"/>
+            <w:tcW w:w="1684" w:type="dxa"/>
             <w:tcBorders>
               <w:top w:val="single" w:color="000000" w:themeColor="text1" w:sz="4" w:space="0"/>
               <w:left w:val="single" w:color="000000" w:themeColor="text1" w:sz="4" w:space="0"/>
@@ -7330,13 +7306,13 @@
                 <w:rFonts w:hint="eastAsia"/>
                 <w:lang w:val="en-US" w:eastAsia="zh-CN"/>
               </w:rPr>
-              <w:t>报警与运行状态</w:t>
-            </w:r>
-          </w:p>
-        </w:tc>
-        <w:tc>
-          <w:tcPr>
-            <w:tcW w:w="1721" w:type="dxa"/>
+              <w:t>完整性与结果</w:t>
+            </w:r>
+          </w:p>
+        </w:tc>
+        <w:tc>
+          <w:tcPr>
+            <w:tcW w:w="4033" w:type="dxa"/>
             <w:tcBorders>
               <w:top w:val="single" w:color="000000" w:themeColor="text1" w:sz="4" w:space="0"/>
               <w:left w:val="single" w:color="000000" w:themeColor="text1" w:sz="4" w:space="0"/>
@@ -7357,13 +7333,13 @@
                 <w:rFonts w:hint="eastAsia"/>
                 <w:lang w:val="en-US" w:eastAsia="zh-CN"/>
               </w:rPr>
-              <w:t>读取或确认</w:t>
-            </w:r>
-          </w:p>
-        </w:tc>
-        <w:tc>
-          <w:tcPr>
-            <w:tcW w:w="6483" w:type="dxa"/>
+              <w:t>两位 ASCII 累加校验和，OK/NG</w:t>
+            </w:r>
+          </w:p>
+        </w:tc>
+        <w:tc>
+          <w:tcPr>
+            <w:tcW w:w="4552" w:type="dxa"/>
             <w:tcBorders>
               <w:top w:val="single" w:color="000000" w:themeColor="text1" w:sz="4" w:space="0"/>
               <w:left w:val="single" w:color="000000" w:themeColor="text1" w:sz="4" w:space="0"/>
@@ -7384,7 +7360,7 @@
                 <w:rFonts w:hint="eastAsia"/>
                 <w:lang w:val="en-US" w:eastAsia="zh-CN"/>
               </w:rPr>
-              <w:t>报警位、清除方式和停机等级</w:t>
+              <w:t>CAN 硬件检错加用户协议业务校验与确认</w:t>
             </w:r>
           </w:p>
         </w:tc>
@@ -7411,7 +7387,7 @@
         </w:trPr>
         <w:tc>
           <w:tcPr>
-            <w:tcW w:w="2042" w:type="dxa"/>
+            <w:tcW w:w="1684" w:type="dxa"/>
             <w:tcBorders>
               <w:top w:val="single" w:color="000000" w:themeColor="text1" w:sz="4" w:space="0"/>
               <w:left w:val="single" w:color="000000" w:themeColor="text1" w:sz="4" w:space="0"/>
@@ -7432,13 +7408,13 @@
                 <w:rFonts w:hint="eastAsia"/>
                 <w:lang w:val="en-US" w:eastAsia="zh-CN"/>
               </w:rPr>
-              <w:t>设备配置</w:t>
-            </w:r>
-          </w:p>
-        </w:tc>
-        <w:tc>
-          <w:tcPr>
-            <w:tcW w:w="1721" w:type="dxa"/>
+              <w:t>业务接口</w:t>
+            </w:r>
+          </w:p>
+        </w:tc>
+        <w:tc>
+          <w:tcPr>
+            <w:tcW w:w="4033" w:type="dxa"/>
             <w:tcBorders>
               <w:top w:val="single" w:color="000000" w:themeColor="text1" w:sz="4" w:space="0"/>
               <w:left w:val="single" w:color="000000" w:themeColor="text1" w:sz="4" w:space="0"/>
@@ -7459,13 +7435,13 @@
                 <w:rFonts w:hint="eastAsia"/>
                 <w:lang w:val="en-US" w:eastAsia="zh-CN"/>
               </w:rPr>
-              <w:t>初始化核对</w:t>
-            </w:r>
-          </w:p>
-        </w:tc>
-        <w:tc>
-          <w:tcPr>
-            <w:tcW w:w="6483" w:type="dxa"/>
+              <w:t>WSFD、RCFR、WVSS、RALM 等</w:t>
+            </w:r>
+          </w:p>
+        </w:tc>
+        <w:tc>
+          <w:tcPr>
+            <w:tcW w:w="4552" w:type="dxa"/>
             <w:tcBorders>
               <w:top w:val="single" w:color="000000" w:themeColor="text1" w:sz="4" w:space="0"/>
               <w:left w:val="single" w:color="000000" w:themeColor="text1" w:sz="4" w:space="0"/>
@@ -7486,12 +7462,115 @@
                 <w:rFonts w:hint="eastAsia"/>
                 <w:lang w:val="en-US" w:eastAsia="zh-CN"/>
               </w:rPr>
-              <w:t>量程、单位、气体、数字来源及是否支持非易失保存</w:t>
+              <w:t>设定、采集、关断、状态与错误映射待填</w:t>
+            </w:r>
+          </w:p>
+        </w:tc>
+      </w:tr>
+      <w:tr>
+        <w:tblPrEx>
+          <w:tblBorders>
+            <w:top w:val="single" w:color="D9D9D9" w:sz="4" w:space="0"/>
+            <w:left w:val="single" w:color="D9D9D9" w:sz="4" w:space="0"/>
+            <w:bottom w:val="single" w:color="D9D9D9" w:sz="4" w:space="0"/>
+            <w:right w:val="single" w:color="D9D9D9" w:sz="4" w:space="0"/>
+            <w:insideH w:val="single" w:color="D9D9D9" w:sz="4" w:space="0"/>
+            <w:insideV w:val="single" w:color="D9D9D9" w:sz="4" w:space="0"/>
+          </w:tblBorders>
+          <w:tblCellMar>
+            <w:top w:w="75" w:type="dxa"/>
+            <w:left w:w="100" w:type="dxa"/>
+            <w:bottom w:w="75" w:type="dxa"/>
+            <w:right w:w="100" w:type="dxa"/>
+          </w:tblCellMar>
+        </w:tblPrEx>
+        <w:trPr>
+          <w:cantSplit/>
+        </w:trPr>
+        <w:tc>
+          <w:tcPr>
+            <w:tcW w:w="1684" w:type="dxa"/>
+            <w:tcBorders>
+              <w:top w:val="single" w:color="000000" w:themeColor="text1" w:sz="4" w:space="0"/>
+              <w:left w:val="single" w:color="000000" w:themeColor="text1" w:sz="4" w:space="0"/>
+              <w:bottom w:val="single" w:color="000000" w:themeColor="text1" w:sz="4" w:space="0"/>
+              <w:right w:val="single" w:color="000000" w:themeColor="text1" w:sz="4" w:space="0"/>
+            </w:tcBorders>
+            <w:vAlign w:val="center"/>
+          </w:tcPr>
+          <w:p>
+            <w:pPr>
+              <w:rPr>
+                <w:rFonts w:hint="eastAsia"/>
+                <w:lang w:val="en-US" w:eastAsia="zh-CN"/>
+              </w:rPr>
+            </w:pPr>
+            <w:r>
+              <w:rPr>
+                <w:rFonts w:hint="eastAsia"/>
+                <w:lang w:val="en-US" w:eastAsia="zh-CN"/>
+              </w:rPr>
+              <w:t>实施条件</w:t>
+            </w:r>
+          </w:p>
+        </w:tc>
+        <w:tc>
+          <w:tcPr>
+            <w:tcW w:w="4033" w:type="dxa"/>
+            <w:tcBorders>
+              <w:top w:val="single" w:color="000000" w:themeColor="text1" w:sz="4" w:space="0"/>
+              <w:left w:val="single" w:color="000000" w:themeColor="text1" w:sz="4" w:space="0"/>
+              <w:bottom w:val="single" w:color="000000" w:themeColor="text1" w:sz="4" w:space="0"/>
+              <w:right w:val="single" w:color="000000" w:themeColor="text1" w:sz="4" w:space="0"/>
+            </w:tcBorders>
+            <w:vAlign w:val="center"/>
+          </w:tcPr>
+          <w:p>
+            <w:pPr>
+              <w:rPr>
+                <w:rFonts w:hint="eastAsia"/>
+                <w:lang w:val="en-US" w:eastAsia="zh-CN"/>
+              </w:rPr>
+            </w:pPr>
+            <w:r>
+              <w:rPr>
+                <w:rFonts w:hint="eastAsia"/>
+                <w:lang w:val="en-US" w:eastAsia="zh-CN"/>
+              </w:rPr>
+              <w:t>依据现有设备手册，歧义需实机核对</w:t>
+            </w:r>
+          </w:p>
+        </w:tc>
+        <w:tc>
+          <w:tcPr>
+            <w:tcW w:w="4552" w:type="dxa"/>
+            <w:tcBorders>
+              <w:top w:val="single" w:color="000000" w:themeColor="text1" w:sz="4" w:space="0"/>
+              <w:left w:val="single" w:color="000000" w:themeColor="text1" w:sz="4" w:space="0"/>
+              <w:bottom w:val="single" w:color="000000" w:themeColor="text1" w:sz="4" w:space="0"/>
+              <w:right w:val="single" w:color="000000" w:themeColor="text1" w:sz="4" w:space="0"/>
+            </w:tcBorders>
+            <w:vAlign w:val="center"/>
+          </w:tcPr>
+          <w:p>
+            <w:pPr>
+              <w:rPr>
+                <w:rFonts w:hint="eastAsia"/>
+                <w:lang w:val="en-US" w:eastAsia="zh-CN"/>
+              </w:rPr>
+            </w:pPr>
+            <w:r>
+              <w:rPr>
+                <w:rFonts w:hint="eastAsia"/>
+                <w:lang w:val="en-US" w:eastAsia="zh-CN"/>
+              </w:rPr>
+              <w:t>名称已确认，报文定义和兼容对端待落实</w:t>
             </w:r>
           </w:p>
         </w:tc>
       </w:tr>
     </w:tbl>
+    <w:p/>
     <w:p>
       <w:pPr>
         <w:ind w:firstLine="480" w:firstLineChars="200"/>
@@ -7499,7 +7578,22 @@
           <w:color w:val="000000"/>
         </w:rPr>
       </w:pPr>
-    </w:p>
+      <w:r>
+        <w:rPr>
+          <w:color w:val="000000"/>
+        </w:rPr>
+        <w:t>接收采用“找 % → 累计至 CR → 验证长度、校验、地址、命令与结束代码 → 解析数据”的状态机。缓存初值可取 64 字节；过长帧、无效字符、串口溢出和未结束帧均丢弃并记录。发送方向在最后一个停止位真正发完后切回接收，不能在发送缓冲区空时提前切换。</w:t>
+      </w:r>
+    </w:p>
+    <w:p>
+      <w:pPr>
+        <w:ind w:firstLine="480" w:firstLineChars="200"/>
+        <w:rPr>
+          <w:color w:val="000000"/>
+        </w:rPr>
+      </w:pPr>
+    </w:p>
+    <w:p/>
     <w:p>
       <w:pPr>
         <w:pStyle w:val="4"/>
@@ -7515,16 +7609,1069 @@
         </w:rPr>
       </w:pPr>
       <w:r>
-        <w:rPr>
-          <w:rFonts w:hint="eastAsia" w:cs="Times New Roman"/>
-          <w:b/>
-          <w:bCs/>
-          <w:kern w:val="0"/>
-          <w:sz w:val="32"/>
-          <w:szCs w:val="32"/>
-          <w:lang w:val="en-US" w:eastAsia="zh-CN" w:bidi="ar-SA"/>
-        </w:rPr>
-        <w:t>CAN通讯</w:t>
+        <w:t>核心命令表</w:t>
+      </w:r>
+    </w:p>
+    <w:tbl>
+      <w:tblPr>
+        <w:tblStyle w:val="23"/>
+        <w:tblW w:w="10035" w:type="dxa"/>
+        <w:tblInd w:w="431" w:type="dxa"/>
+        <w:tblBorders>
+          <w:top w:val="single" w:color="auto" w:sz="4" w:space="0"/>
+          <w:left w:val="single" w:color="auto" w:sz="4" w:space="0"/>
+          <w:bottom w:val="single" w:color="auto" w:sz="4" w:space="0"/>
+          <w:right w:val="single" w:color="auto" w:sz="4" w:space="0"/>
+          <w:insideH w:val="single" w:color="auto" w:sz="4" w:space="0"/>
+          <w:insideV w:val="single" w:color="auto" w:sz="4" w:space="0"/>
+        </w:tblBorders>
+        <w:tblLayout w:type="fixed"/>
+        <w:tblCellMar>
+          <w:top w:w="65" w:type="dxa"/>
+          <w:left w:w="108" w:type="dxa"/>
+          <w:bottom w:w="65" w:type="dxa"/>
+          <w:right w:w="108" w:type="dxa"/>
+        </w:tblCellMar>
+      </w:tblPr>
+      <w:tblGrid>
+        <w:gridCol w:w="1512"/>
+        <w:gridCol w:w="3214"/>
+        <w:gridCol w:w="5309"/>
+      </w:tblGrid>
+      <w:tr>
+        <w:tblPrEx>
+          <w:tblBorders>
+            <w:top w:val="single" w:color="auto" w:sz="4" w:space="0"/>
+            <w:left w:val="single" w:color="auto" w:sz="4" w:space="0"/>
+            <w:bottom w:val="single" w:color="auto" w:sz="4" w:space="0"/>
+            <w:right w:val="single" w:color="auto" w:sz="4" w:space="0"/>
+            <w:insideH w:val="single" w:color="auto" w:sz="4" w:space="0"/>
+            <w:insideV w:val="single" w:color="auto" w:sz="4" w:space="0"/>
+          </w:tblBorders>
+        </w:tblPrEx>
+        <w:trPr>
+          <w:cantSplit/>
+          <w:tblHeader/>
+        </w:trPr>
+        <w:tc>
+          <w:tcPr>
+            <w:tcW w:w="1512" w:type="dxa"/>
+            <w:vAlign w:val="center"/>
+          </w:tcPr>
+          <w:p>
+            <w:pPr>
+              <w:rPr>
+                <w:rFonts w:hint="eastAsia"/>
+                <w:lang w:val="en-US" w:eastAsia="zh-CN"/>
+              </w:rPr>
+            </w:pPr>
+            <w:r>
+              <w:rPr>
+                <w:rFonts w:hint="eastAsia"/>
+                <w:lang w:val="en-US" w:eastAsia="zh-CN"/>
+              </w:rPr>
+              <w:t>命令</w:t>
+            </w:r>
+          </w:p>
+        </w:tc>
+        <w:tc>
+          <w:tcPr>
+            <w:tcW w:w="3214" w:type="dxa"/>
+            <w:vAlign w:val="center"/>
+          </w:tcPr>
+          <w:p>
+            <w:pPr>
+              <w:rPr>
+                <w:rFonts w:hint="eastAsia"/>
+                <w:lang w:val="en-US" w:eastAsia="zh-CN"/>
+              </w:rPr>
+            </w:pPr>
+            <w:r>
+              <w:rPr>
+                <w:rFonts w:hint="eastAsia"/>
+                <w:lang w:val="en-US" w:eastAsia="zh-CN"/>
+              </w:rPr>
+              <w:t>用途</w:t>
+            </w:r>
+          </w:p>
+        </w:tc>
+        <w:tc>
+          <w:tcPr>
+            <w:tcW w:w="5309" w:type="dxa"/>
+            <w:vAlign w:val="center"/>
+          </w:tcPr>
+          <w:p>
+            <w:pPr>
+              <w:rPr>
+                <w:rFonts w:hint="eastAsia"/>
+                <w:lang w:val="en-US" w:eastAsia="zh-CN"/>
+              </w:rPr>
+            </w:pPr>
+            <w:r>
+              <w:rPr>
+                <w:rFonts w:hint="eastAsia"/>
+                <w:lang w:val="en-US" w:eastAsia="zh-CN"/>
+              </w:rPr>
+              <w:t>数据与约束</w:t>
+            </w:r>
+          </w:p>
+        </w:tc>
+      </w:tr>
+      <w:tr>
+        <w:tblPrEx>
+          <w:tblBorders>
+            <w:top w:val="single" w:color="auto" w:sz="4" w:space="0"/>
+            <w:left w:val="single" w:color="auto" w:sz="4" w:space="0"/>
+            <w:bottom w:val="single" w:color="auto" w:sz="4" w:space="0"/>
+            <w:right w:val="single" w:color="auto" w:sz="4" w:space="0"/>
+            <w:insideH w:val="single" w:color="auto" w:sz="4" w:space="0"/>
+            <w:insideV w:val="single" w:color="auto" w:sz="4" w:space="0"/>
+          </w:tblBorders>
+          <w:tblCellMar>
+            <w:top w:w="65" w:type="dxa"/>
+            <w:left w:w="108" w:type="dxa"/>
+            <w:bottom w:w="65" w:type="dxa"/>
+            <w:right w:w="108" w:type="dxa"/>
+          </w:tblCellMar>
+        </w:tblPrEx>
+        <w:trPr>
+          <w:cantSplit/>
+        </w:trPr>
+        <w:tc>
+          <w:tcPr>
+            <w:tcW w:w="1512" w:type="dxa"/>
+            <w:vAlign w:val="center"/>
+          </w:tcPr>
+          <w:p>
+            <w:pPr>
+              <w:rPr>
+                <w:rFonts w:hint="eastAsia"/>
+                <w:lang w:val="en-US" w:eastAsia="zh-CN"/>
+              </w:rPr>
+            </w:pPr>
+            <w:r>
+              <w:rPr>
+                <w:rFonts w:hint="eastAsia"/>
+                <w:lang w:val="en-US" w:eastAsia="zh-CN"/>
+              </w:rPr>
+              <w:t>RMFS / RDPP / RFRU</w:t>
+            </w:r>
+          </w:p>
+        </w:tc>
+        <w:tc>
+          <w:tcPr>
+            <w:tcW w:w="3214" w:type="dxa"/>
+            <w:vAlign w:val="center"/>
+          </w:tcPr>
+          <w:p>
+            <w:pPr>
+              <w:rPr>
+                <w:rFonts w:hint="eastAsia"/>
+                <w:lang w:val="en-US" w:eastAsia="zh-CN"/>
+              </w:rPr>
+            </w:pPr>
+            <w:r>
+              <w:rPr>
+                <w:rFonts w:hint="eastAsia"/>
+                <w:lang w:val="en-US" w:eastAsia="zh-CN"/>
+              </w:rPr>
+              <w:t>读满量程、流量小数位、单位</w:t>
+            </w:r>
+          </w:p>
+        </w:tc>
+        <w:tc>
+          <w:tcPr>
+            <w:tcW w:w="5309" w:type="dxa"/>
+            <w:vAlign w:val="center"/>
+          </w:tcPr>
+          <w:p>
+            <w:pPr>
+              <w:rPr>
+                <w:rFonts w:hint="eastAsia"/>
+                <w:lang w:val="en-US" w:eastAsia="zh-CN"/>
+              </w:rPr>
+            </w:pPr>
+            <w:r>
+              <w:rPr>
+                <w:rFonts w:hint="eastAsia"/>
+                <w:lang w:val="en-US" w:eastAsia="zh-CN"/>
+              </w:rPr>
+              <w:t>RMFS：4 位 0001 至 9999；RDPP：0 至 3；RFRU：0=cc，1=L。</w:t>
+            </w:r>
+          </w:p>
+        </w:tc>
+      </w:tr>
+      <w:tr>
+        <w:tblPrEx>
+          <w:tblBorders>
+            <w:top w:val="single" w:color="auto" w:sz="4" w:space="0"/>
+            <w:left w:val="single" w:color="auto" w:sz="4" w:space="0"/>
+            <w:bottom w:val="single" w:color="auto" w:sz="4" w:space="0"/>
+            <w:right w:val="single" w:color="auto" w:sz="4" w:space="0"/>
+            <w:insideH w:val="single" w:color="auto" w:sz="4" w:space="0"/>
+            <w:insideV w:val="single" w:color="auto" w:sz="4" w:space="0"/>
+          </w:tblBorders>
+          <w:tblCellMar>
+            <w:top w:w="65" w:type="dxa"/>
+            <w:left w:w="108" w:type="dxa"/>
+            <w:bottom w:w="65" w:type="dxa"/>
+            <w:right w:w="108" w:type="dxa"/>
+          </w:tblCellMar>
+        </w:tblPrEx>
+        <w:trPr>
+          <w:cantSplit/>
+        </w:trPr>
+        <w:tc>
+          <w:tcPr>
+            <w:tcW w:w="1512" w:type="dxa"/>
+            <w:vAlign w:val="center"/>
+          </w:tcPr>
+          <w:p>
+            <w:pPr>
+              <w:rPr>
+                <w:rFonts w:hint="eastAsia"/>
+                <w:lang w:val="en-US" w:eastAsia="zh-CN"/>
+              </w:rPr>
+            </w:pPr>
+            <w:r>
+              <w:rPr>
+                <w:rFonts w:hint="eastAsia"/>
+                <w:lang w:val="en-US" w:eastAsia="zh-CN"/>
+              </w:rPr>
+              <w:t>RFRC / RCGT / RRMD</w:t>
+            </w:r>
+          </w:p>
+        </w:tc>
+        <w:tc>
+          <w:tcPr>
+            <w:tcW w:w="3214" w:type="dxa"/>
+            <w:vAlign w:val="center"/>
+          </w:tcPr>
+          <w:p>
+            <w:pPr>
+              <w:rPr>
+                <w:rFonts w:hint="eastAsia"/>
+                <w:lang w:val="en-US" w:eastAsia="zh-CN"/>
+              </w:rPr>
+            </w:pPr>
+            <w:r>
+              <w:rPr>
+                <w:rFonts w:hint="eastAsia"/>
+                <w:lang w:val="en-US" w:eastAsia="zh-CN"/>
+              </w:rPr>
+              <w:t>读基准温度、气体、动作模式</w:t>
+            </w:r>
+          </w:p>
+        </w:tc>
+        <w:tc>
+          <w:tcPr>
+            <w:tcW w:w="5309" w:type="dxa"/>
+            <w:vAlign w:val="center"/>
+          </w:tcPr>
+          <w:p>
+            <w:pPr>
+              <w:rPr>
+                <w:rFonts w:hint="eastAsia"/>
+                <w:lang w:val="en-US" w:eastAsia="zh-CN"/>
+              </w:rPr>
+            </w:pPr>
+            <w:r>
+              <w:rPr>
+                <w:rFonts w:hint="eastAsia"/>
+                <w:lang w:val="en-US" w:eastAsia="zh-CN"/>
+              </w:rPr>
+              <w:t>温度 00/20/25；气体 0 至 8；模式 1=校准气体、2=CF 换算、4=多气体。</w:t>
+            </w:r>
+          </w:p>
+        </w:tc>
+      </w:tr>
+      <w:tr>
+        <w:tblPrEx>
+          <w:tblBorders>
+            <w:top w:val="single" w:color="auto" w:sz="4" w:space="0"/>
+            <w:left w:val="single" w:color="auto" w:sz="4" w:space="0"/>
+            <w:bottom w:val="single" w:color="auto" w:sz="4" w:space="0"/>
+            <w:right w:val="single" w:color="auto" w:sz="4" w:space="0"/>
+            <w:insideH w:val="single" w:color="auto" w:sz="4" w:space="0"/>
+            <w:insideV w:val="single" w:color="auto" w:sz="4" w:space="0"/>
+          </w:tblBorders>
+          <w:tblCellMar>
+            <w:top w:w="65" w:type="dxa"/>
+            <w:left w:w="108" w:type="dxa"/>
+            <w:bottom w:w="65" w:type="dxa"/>
+            <w:right w:w="108" w:type="dxa"/>
+          </w:tblCellMar>
+        </w:tblPrEx>
+        <w:trPr>
+          <w:cantSplit/>
+        </w:trPr>
+        <w:tc>
+          <w:tcPr>
+            <w:tcW w:w="1512" w:type="dxa"/>
+            <w:vAlign w:val="center"/>
+          </w:tcPr>
+          <w:p>
+            <w:pPr>
+              <w:rPr>
+                <w:rFonts w:hint="eastAsia"/>
+                <w:lang w:val="en-US" w:eastAsia="zh-CN"/>
+              </w:rPr>
+            </w:pPr>
+            <w:r>
+              <w:rPr>
+                <w:rFonts w:hint="eastAsia"/>
+                <w:lang w:val="en-US" w:eastAsia="zh-CN"/>
+              </w:rPr>
+              <w:t>RFSM/ WFSM</w:t>
+            </w:r>
+          </w:p>
+        </w:tc>
+        <w:tc>
+          <w:tcPr>
+            <w:tcW w:w="3214" w:type="dxa"/>
+            <w:vAlign w:val="center"/>
+          </w:tcPr>
+          <w:p>
+            <w:pPr>
+              <w:rPr>
+                <w:rFonts w:hint="eastAsia"/>
+                <w:lang w:val="en-US" w:eastAsia="zh-CN"/>
+              </w:rPr>
+            </w:pPr>
+            <w:r>
+              <w:rPr>
+                <w:rFonts w:hint="eastAsia"/>
+                <w:lang w:val="en-US" w:eastAsia="zh-CN"/>
+              </w:rPr>
+              <w:t>读写流量设定来源</w:t>
+            </w:r>
+          </w:p>
+        </w:tc>
+        <w:tc>
+          <w:tcPr>
+            <w:tcW w:w="5309" w:type="dxa"/>
+            <w:vAlign w:val="center"/>
+          </w:tcPr>
+          <w:p>
+            <w:pPr>
+              <w:rPr>
+                <w:rFonts w:hint="eastAsia"/>
+                <w:lang w:val="en-US" w:eastAsia="zh-CN"/>
+              </w:rPr>
+            </w:pPr>
+            <w:r>
+              <w:rPr>
+                <w:rFonts w:hint="eastAsia"/>
+                <w:lang w:val="en-US" w:eastAsia="zh-CN"/>
+              </w:rPr>
+              <w:t>0=数字，1=模拟；启动前确认数字模式。</w:t>
+            </w:r>
+          </w:p>
+        </w:tc>
+      </w:tr>
+      <w:tr>
+        <w:tblPrEx>
+          <w:tblBorders>
+            <w:top w:val="single" w:color="auto" w:sz="4" w:space="0"/>
+            <w:left w:val="single" w:color="auto" w:sz="4" w:space="0"/>
+            <w:bottom w:val="single" w:color="auto" w:sz="4" w:space="0"/>
+            <w:right w:val="single" w:color="auto" w:sz="4" w:space="0"/>
+            <w:insideH w:val="single" w:color="auto" w:sz="4" w:space="0"/>
+            <w:insideV w:val="single" w:color="auto" w:sz="4" w:space="0"/>
+          </w:tblBorders>
+          <w:tblCellMar>
+            <w:top w:w="65" w:type="dxa"/>
+            <w:left w:w="108" w:type="dxa"/>
+            <w:bottom w:w="65" w:type="dxa"/>
+            <w:right w:w="108" w:type="dxa"/>
+          </w:tblCellMar>
+        </w:tblPrEx>
+        <w:trPr>
+          <w:cantSplit/>
+        </w:trPr>
+        <w:tc>
+          <w:tcPr>
+            <w:tcW w:w="1512" w:type="dxa"/>
+            <w:vAlign w:val="center"/>
+          </w:tcPr>
+          <w:p>
+            <w:pPr>
+              <w:rPr>
+                <w:rFonts w:hint="eastAsia"/>
+                <w:lang w:val="en-US" w:eastAsia="zh-CN"/>
+              </w:rPr>
+            </w:pPr>
+            <w:r>
+              <w:rPr>
+                <w:rFonts w:hint="eastAsia"/>
+                <w:lang w:val="en-US" w:eastAsia="zh-CN"/>
+              </w:rPr>
+              <w:t>WSFD / RSFD</w:t>
+            </w:r>
+          </w:p>
+        </w:tc>
+        <w:tc>
+          <w:tcPr>
+            <w:tcW w:w="3214" w:type="dxa"/>
+            <w:vAlign w:val="center"/>
+          </w:tcPr>
+          <w:p>
+            <w:pPr>
+              <w:rPr>
+                <w:rFonts w:hint="eastAsia"/>
+                <w:lang w:val="en-US" w:eastAsia="zh-CN"/>
+              </w:rPr>
+            </w:pPr>
+            <w:r>
+              <w:rPr>
+                <w:rFonts w:hint="eastAsia"/>
+                <w:lang w:val="en-US" w:eastAsia="zh-CN"/>
+              </w:rPr>
+              <w:t>写入及回读数字设定流量</w:t>
+            </w:r>
+          </w:p>
+        </w:tc>
+        <w:tc>
+          <w:tcPr>
+            <w:tcW w:w="5309" w:type="dxa"/>
+            <w:vAlign w:val="center"/>
+          </w:tcPr>
+          <w:p>
+            <w:pPr>
+              <w:rPr>
+                <w:rFonts w:hint="eastAsia"/>
+                <w:lang w:val="en-US" w:eastAsia="zh-CN"/>
+              </w:rPr>
+            </w:pPr>
+            <w:r>
+              <w:rPr>
+                <w:rFonts w:hint="eastAsia"/>
+                <w:lang w:val="en-US" w:eastAsia="zh-CN"/>
+              </w:rPr>
+              <w:t>WSFD 写 4 位尾数 0000 至满量程尾数；RSFD 读取 4 位尾数。</w:t>
+            </w:r>
+          </w:p>
+        </w:tc>
+      </w:tr>
+      <w:tr>
+        <w:tblPrEx>
+          <w:tblBorders>
+            <w:top w:val="single" w:color="auto" w:sz="4" w:space="0"/>
+            <w:left w:val="single" w:color="auto" w:sz="4" w:space="0"/>
+            <w:bottom w:val="single" w:color="auto" w:sz="4" w:space="0"/>
+            <w:right w:val="single" w:color="auto" w:sz="4" w:space="0"/>
+            <w:insideH w:val="single" w:color="auto" w:sz="4" w:space="0"/>
+            <w:insideV w:val="single" w:color="auto" w:sz="4" w:space="0"/>
+          </w:tblBorders>
+          <w:tblCellMar>
+            <w:top w:w="65" w:type="dxa"/>
+            <w:left w:w="108" w:type="dxa"/>
+            <w:bottom w:w="65" w:type="dxa"/>
+            <w:right w:w="108" w:type="dxa"/>
+          </w:tblCellMar>
+        </w:tblPrEx>
+        <w:trPr>
+          <w:cantSplit/>
+        </w:trPr>
+        <w:tc>
+          <w:tcPr>
+            <w:tcW w:w="1512" w:type="dxa"/>
+            <w:vAlign w:val="center"/>
+          </w:tcPr>
+          <w:p>
+            <w:pPr>
+              <w:rPr>
+                <w:rFonts w:hint="eastAsia"/>
+                <w:lang w:val="en-US" w:eastAsia="zh-CN"/>
+              </w:rPr>
+            </w:pPr>
+            <w:r>
+              <w:rPr>
+                <w:rFonts w:hint="eastAsia"/>
+                <w:lang w:val="en-US" w:eastAsia="zh-CN"/>
+              </w:rPr>
+              <w:t>RCFR</w:t>
+            </w:r>
+          </w:p>
+        </w:tc>
+        <w:tc>
+          <w:tcPr>
+            <w:tcW w:w="3214" w:type="dxa"/>
+            <w:vAlign w:val="center"/>
+          </w:tcPr>
+          <w:p>
+            <w:pPr>
+              <w:rPr>
+                <w:rFonts w:hint="eastAsia"/>
+                <w:lang w:val="en-US" w:eastAsia="zh-CN"/>
+              </w:rPr>
+            </w:pPr>
+            <w:r>
+              <w:rPr>
+                <w:rFonts w:hint="eastAsia"/>
+                <w:lang w:val="en-US" w:eastAsia="zh-CN"/>
+              </w:rPr>
+              <w:t>读取瞬时流量</w:t>
+            </w:r>
+          </w:p>
+        </w:tc>
+        <w:tc>
+          <w:tcPr>
+            <w:tcW w:w="5309" w:type="dxa"/>
+            <w:vAlign w:val="center"/>
+          </w:tcPr>
+          <w:p>
+            <w:pPr>
+              <w:rPr>
+                <w:rFonts w:hint="eastAsia"/>
+                <w:lang w:val="en-US" w:eastAsia="zh-CN"/>
+              </w:rPr>
+            </w:pPr>
+            <w:r>
+              <w:rPr>
+                <w:rFonts w:hint="eastAsia"/>
+                <w:lang w:val="en-US" w:eastAsia="zh-CN"/>
+              </w:rPr>
+              <w:t>按带符号尾数解析，小数位与单位来自设备参数；长度歧义见第 4.9 节。</w:t>
+            </w:r>
+          </w:p>
+        </w:tc>
+      </w:tr>
+      <w:tr>
+        <w:tblPrEx>
+          <w:tblBorders>
+            <w:top w:val="single" w:color="auto" w:sz="4" w:space="0"/>
+            <w:left w:val="single" w:color="auto" w:sz="4" w:space="0"/>
+            <w:bottom w:val="single" w:color="auto" w:sz="4" w:space="0"/>
+            <w:right w:val="single" w:color="auto" w:sz="4" w:space="0"/>
+            <w:insideH w:val="single" w:color="auto" w:sz="4" w:space="0"/>
+            <w:insideV w:val="single" w:color="auto" w:sz="4" w:space="0"/>
+          </w:tblBorders>
+          <w:tblCellMar>
+            <w:top w:w="65" w:type="dxa"/>
+            <w:left w:w="108" w:type="dxa"/>
+            <w:bottom w:w="65" w:type="dxa"/>
+            <w:right w:w="108" w:type="dxa"/>
+          </w:tblCellMar>
+        </w:tblPrEx>
+        <w:trPr>
+          <w:cantSplit/>
+        </w:trPr>
+        <w:tc>
+          <w:tcPr>
+            <w:tcW w:w="1512" w:type="dxa"/>
+            <w:vAlign w:val="center"/>
+          </w:tcPr>
+          <w:p>
+            <w:pPr>
+              <w:rPr>
+                <w:rFonts w:hint="eastAsia"/>
+                <w:lang w:val="en-US" w:eastAsia="zh-CN"/>
+              </w:rPr>
+            </w:pPr>
+            <w:r>
+              <w:rPr>
+                <w:rFonts w:hint="eastAsia"/>
+                <w:lang w:val="en-US" w:eastAsia="zh-CN"/>
+              </w:rPr>
+              <w:t>WVSS / RVSS</w:t>
+            </w:r>
+          </w:p>
+        </w:tc>
+        <w:tc>
+          <w:tcPr>
+            <w:tcW w:w="3214" w:type="dxa"/>
+            <w:vAlign w:val="center"/>
+          </w:tcPr>
+          <w:p>
+            <w:pPr>
+              <w:rPr>
+                <w:rFonts w:hint="eastAsia"/>
+                <w:lang w:val="en-US" w:eastAsia="zh-CN"/>
+              </w:rPr>
+            </w:pPr>
+            <w:r>
+              <w:rPr>
+                <w:rFonts w:hint="eastAsia"/>
+                <w:lang w:val="en-US" w:eastAsia="zh-CN"/>
+              </w:rPr>
+              <w:t>设置及读取数字内部阀状态</w:t>
+            </w:r>
+          </w:p>
+        </w:tc>
+        <w:tc>
+          <w:tcPr>
+            <w:tcW w:w="5309" w:type="dxa"/>
+            <w:vAlign w:val="center"/>
+          </w:tcPr>
+          <w:p>
+            <w:pPr>
+              <w:rPr>
+                <w:rFonts w:hint="eastAsia"/>
+                <w:lang w:val="en-US" w:eastAsia="zh-CN"/>
+              </w:rPr>
+            </w:pPr>
+            <w:r>
+              <w:rPr>
+                <w:rFonts w:hint="eastAsia"/>
+                <w:lang w:val="en-US" w:eastAsia="zh-CN"/>
+              </w:rPr>
+              <w:t>0=全开，1=流量控制，2=全关；常规界面不提供强制全开。</w:t>
+            </w:r>
+          </w:p>
+        </w:tc>
+      </w:tr>
+      <w:tr>
+        <w:tblPrEx>
+          <w:tblBorders>
+            <w:top w:val="single" w:color="auto" w:sz="4" w:space="0"/>
+            <w:left w:val="single" w:color="auto" w:sz="4" w:space="0"/>
+            <w:bottom w:val="single" w:color="auto" w:sz="4" w:space="0"/>
+            <w:right w:val="single" w:color="auto" w:sz="4" w:space="0"/>
+            <w:insideH w:val="single" w:color="auto" w:sz="4" w:space="0"/>
+            <w:insideV w:val="single" w:color="auto" w:sz="4" w:space="0"/>
+          </w:tblBorders>
+          <w:tblCellMar>
+            <w:top w:w="65" w:type="dxa"/>
+            <w:left w:w="108" w:type="dxa"/>
+            <w:bottom w:w="65" w:type="dxa"/>
+            <w:right w:w="108" w:type="dxa"/>
+          </w:tblCellMar>
+        </w:tblPrEx>
+        <w:trPr>
+          <w:cantSplit/>
+        </w:trPr>
+        <w:tc>
+          <w:tcPr>
+            <w:tcW w:w="1512" w:type="dxa"/>
+            <w:vAlign w:val="center"/>
+          </w:tcPr>
+          <w:p>
+            <w:pPr>
+              <w:rPr>
+                <w:rFonts w:hint="eastAsia"/>
+                <w:lang w:val="en-US" w:eastAsia="zh-CN"/>
+              </w:rPr>
+            </w:pPr>
+            <w:r>
+              <w:rPr>
+                <w:rFonts w:hint="eastAsia"/>
+                <w:lang w:val="en-US" w:eastAsia="zh-CN"/>
+              </w:rPr>
+              <w:t>RCVS / RCVO</w:t>
+            </w:r>
+          </w:p>
+        </w:tc>
+        <w:tc>
+          <w:tcPr>
+            <w:tcW w:w="3214" w:type="dxa"/>
+            <w:vAlign w:val="center"/>
+          </w:tcPr>
+          <w:p>
+            <w:pPr>
+              <w:rPr>
+                <w:rFonts w:hint="eastAsia"/>
+                <w:lang w:val="en-US" w:eastAsia="zh-CN"/>
+              </w:rPr>
+            </w:pPr>
+            <w:r>
+              <w:rPr>
+                <w:rFonts w:hint="eastAsia"/>
+                <w:lang w:val="en-US" w:eastAsia="zh-CN"/>
+              </w:rPr>
+              <w:t>读取内部阀状态与开度</w:t>
+            </w:r>
+          </w:p>
+        </w:tc>
+        <w:tc>
+          <w:tcPr>
+            <w:tcW w:w="5309" w:type="dxa"/>
+            <w:vAlign w:val="center"/>
+          </w:tcPr>
+          <w:p>
+            <w:pPr>
+              <w:rPr>
+                <w:rFonts w:hint="eastAsia"/>
+                <w:lang w:val="en-US" w:eastAsia="zh-CN"/>
+              </w:rPr>
+            </w:pPr>
+            <w:r>
+              <w:rPr>
+                <w:rFonts w:hint="eastAsia"/>
+                <w:lang w:val="en-US" w:eastAsia="zh-CN"/>
+              </w:rPr>
+              <w:t>RCVS：0/1/2/3 对应全开/控制/全关/50%；RCVO：0000 至 1000，单位 0.1%。</w:t>
+            </w:r>
+          </w:p>
+        </w:tc>
+      </w:tr>
+      <w:tr>
+        <w:tblPrEx>
+          <w:tblBorders>
+            <w:top w:val="single" w:color="auto" w:sz="4" w:space="0"/>
+            <w:left w:val="single" w:color="auto" w:sz="4" w:space="0"/>
+            <w:bottom w:val="single" w:color="auto" w:sz="4" w:space="0"/>
+            <w:right w:val="single" w:color="auto" w:sz="4" w:space="0"/>
+            <w:insideH w:val="single" w:color="auto" w:sz="4" w:space="0"/>
+            <w:insideV w:val="single" w:color="auto" w:sz="4" w:space="0"/>
+          </w:tblBorders>
+          <w:tblCellMar>
+            <w:top w:w="65" w:type="dxa"/>
+            <w:left w:w="108" w:type="dxa"/>
+            <w:bottom w:w="65" w:type="dxa"/>
+            <w:right w:w="108" w:type="dxa"/>
+          </w:tblCellMar>
+        </w:tblPrEx>
+        <w:trPr>
+          <w:cantSplit/>
+        </w:trPr>
+        <w:tc>
+          <w:tcPr>
+            <w:tcW w:w="1512" w:type="dxa"/>
+            <w:vAlign w:val="center"/>
+          </w:tcPr>
+          <w:p>
+            <w:pPr>
+              <w:rPr>
+                <w:rFonts w:hint="eastAsia"/>
+                <w:lang w:val="en-US" w:eastAsia="zh-CN"/>
+              </w:rPr>
+            </w:pPr>
+            <w:r>
+              <w:rPr>
+                <w:rFonts w:hint="eastAsia"/>
+                <w:lang w:val="en-US" w:eastAsia="zh-CN"/>
+              </w:rPr>
+              <w:t>RALM</w:t>
+            </w:r>
+          </w:p>
+        </w:tc>
+        <w:tc>
+          <w:tcPr>
+            <w:tcW w:w="3214" w:type="dxa"/>
+            <w:vAlign w:val="center"/>
+          </w:tcPr>
+          <w:p>
+            <w:pPr>
+              <w:rPr>
+                <w:rFonts w:hint="eastAsia"/>
+                <w:lang w:val="en-US" w:eastAsia="zh-CN"/>
+              </w:rPr>
+            </w:pPr>
+            <w:r>
+              <w:rPr>
+                <w:rFonts w:hint="eastAsia"/>
+                <w:lang w:val="en-US" w:eastAsia="zh-CN"/>
+              </w:rPr>
+              <w:t>读取报警位掩码</w:t>
+            </w:r>
+          </w:p>
+        </w:tc>
+        <w:tc>
+          <w:tcPr>
+            <w:tcW w:w="5309" w:type="dxa"/>
+            <w:vAlign w:val="center"/>
+          </w:tcPr>
+          <w:p>
+            <w:pPr>
+              <w:rPr>
+                <w:rFonts w:hint="eastAsia"/>
+                <w:lang w:val="en-US" w:eastAsia="zh-CN"/>
+              </w:rPr>
+            </w:pPr>
+            <w:r>
+              <w:rPr>
+                <w:rFonts w:hint="eastAsia"/>
+                <w:lang w:val="en-US" w:eastAsia="zh-CN"/>
+              </w:rPr>
+              <w:t>1=传感器异常，2=阀过热，4=设定值存储异常；多项可相加。</w:t>
+            </w:r>
+          </w:p>
+        </w:tc>
+      </w:tr>
+      <w:tr>
+        <w:tblPrEx>
+          <w:tblBorders>
+            <w:top w:val="single" w:color="auto" w:sz="4" w:space="0"/>
+            <w:left w:val="single" w:color="auto" w:sz="4" w:space="0"/>
+            <w:bottom w:val="single" w:color="auto" w:sz="4" w:space="0"/>
+            <w:right w:val="single" w:color="auto" w:sz="4" w:space="0"/>
+            <w:insideH w:val="single" w:color="auto" w:sz="4" w:space="0"/>
+            <w:insideV w:val="single" w:color="auto" w:sz="4" w:space="0"/>
+          </w:tblBorders>
+          <w:tblCellMar>
+            <w:top w:w="65" w:type="dxa"/>
+            <w:left w:w="108" w:type="dxa"/>
+            <w:bottom w:w="65" w:type="dxa"/>
+            <w:right w:w="108" w:type="dxa"/>
+          </w:tblCellMar>
+        </w:tblPrEx>
+        <w:trPr>
+          <w:cantSplit/>
+        </w:trPr>
+        <w:tc>
+          <w:tcPr>
+            <w:tcW w:w="1512" w:type="dxa"/>
+            <w:vAlign w:val="center"/>
+          </w:tcPr>
+          <w:p>
+            <w:pPr>
+              <w:rPr>
+                <w:rFonts w:hint="eastAsia"/>
+                <w:lang w:val="en-US" w:eastAsia="zh-CN"/>
+              </w:rPr>
+            </w:pPr>
+            <w:r>
+              <w:rPr>
+                <w:rFonts w:hint="eastAsia"/>
+                <w:lang w:val="en-US" w:eastAsia="zh-CN"/>
+              </w:rPr>
+              <w:t>RALA / WALA</w:t>
+            </w:r>
+          </w:p>
+        </w:tc>
+        <w:tc>
+          <w:tcPr>
+            <w:tcW w:w="3214" w:type="dxa"/>
+            <w:vAlign w:val="center"/>
+          </w:tcPr>
+          <w:p>
+            <w:pPr>
+              <w:rPr>
+                <w:rFonts w:hint="eastAsia"/>
+                <w:lang w:val="en-US" w:eastAsia="zh-CN"/>
+              </w:rPr>
+            </w:pPr>
+            <w:r>
+              <w:rPr>
+                <w:rFonts w:hint="eastAsia"/>
+                <w:lang w:val="en-US" w:eastAsia="zh-CN"/>
+              </w:rPr>
+              <w:t>读取与设置设备报警动作</w:t>
+            </w:r>
+          </w:p>
+        </w:tc>
+        <w:tc>
+          <w:tcPr>
+            <w:tcW w:w="5309" w:type="dxa"/>
+            <w:vAlign w:val="center"/>
+          </w:tcPr>
+          <w:p>
+            <w:pPr>
+              <w:rPr>
+                <w:rFonts w:hint="eastAsia"/>
+                <w:lang w:val="en-US" w:eastAsia="zh-CN"/>
+              </w:rPr>
+            </w:pPr>
+            <w:r>
+              <w:rPr>
+                <w:rFonts w:hint="eastAsia"/>
+                <w:lang w:val="en-US" w:eastAsia="zh-CN"/>
+              </w:rPr>
+              <w:t>建议配置 1=强制全关并回读；仅对设备报警有效，不能据此推断通讯失联动作。</w:t>
+            </w:r>
+          </w:p>
+        </w:tc>
+      </w:tr>
+      <w:tr>
+        <w:tblPrEx>
+          <w:tblBorders>
+            <w:top w:val="single" w:color="auto" w:sz="4" w:space="0"/>
+            <w:left w:val="single" w:color="auto" w:sz="4" w:space="0"/>
+            <w:bottom w:val="single" w:color="auto" w:sz="4" w:space="0"/>
+            <w:right w:val="single" w:color="auto" w:sz="4" w:space="0"/>
+            <w:insideH w:val="single" w:color="auto" w:sz="4" w:space="0"/>
+            <w:insideV w:val="single" w:color="auto" w:sz="4" w:space="0"/>
+          </w:tblBorders>
+          <w:tblCellMar>
+            <w:top w:w="65" w:type="dxa"/>
+            <w:left w:w="108" w:type="dxa"/>
+            <w:bottom w:w="65" w:type="dxa"/>
+            <w:right w:w="108" w:type="dxa"/>
+          </w:tblCellMar>
+        </w:tblPrEx>
+        <w:trPr>
+          <w:cantSplit/>
+        </w:trPr>
+        <w:tc>
+          <w:tcPr>
+            <w:tcW w:w="1512" w:type="dxa"/>
+            <w:vAlign w:val="center"/>
+          </w:tcPr>
+          <w:p>
+            <w:pPr>
+              <w:rPr>
+                <w:rFonts w:hint="eastAsia"/>
+                <w:lang w:val="en-US" w:eastAsia="zh-CN"/>
+              </w:rPr>
+            </w:pPr>
+            <w:r>
+              <w:rPr>
+                <w:rFonts w:hint="eastAsia"/>
+                <w:lang w:val="en-US" w:eastAsia="zh-CN"/>
+              </w:rPr>
+              <w:t>RRDP / RPCF / RCCF</w:t>
+            </w:r>
+          </w:p>
+        </w:tc>
+        <w:tc>
+          <w:tcPr>
+            <w:tcW w:w="3214" w:type="dxa"/>
+            <w:vAlign w:val="center"/>
+          </w:tcPr>
+          <w:p>
+            <w:pPr>
+              <w:rPr>
+                <w:rFonts w:hint="eastAsia"/>
+                <w:lang w:val="en-US" w:eastAsia="zh-CN"/>
+              </w:rPr>
+            </w:pPr>
+            <w:r>
+              <w:rPr>
+                <w:rFonts w:hint="eastAsia"/>
+                <w:lang w:val="en-US" w:eastAsia="zh-CN"/>
+              </w:rPr>
+              <w:t>读取差压档、校准 CF、当前 CF</w:t>
+            </w:r>
+          </w:p>
+        </w:tc>
+        <w:tc>
+          <w:tcPr>
+            <w:tcW w:w="5309" w:type="dxa"/>
+            <w:vAlign w:val="center"/>
+          </w:tcPr>
+          <w:p>
+            <w:pPr>
+              <w:rPr>
+                <w:rFonts w:hint="eastAsia"/>
+                <w:lang w:val="en-US" w:eastAsia="zh-CN"/>
+              </w:rPr>
+            </w:pPr>
+            <w:r>
+              <w:rPr>
+                <w:rFonts w:hint="eastAsia"/>
+                <w:lang w:val="en-US" w:eastAsia="zh-CN"/>
+              </w:rPr>
+              <w:t>只作参数显示与核对；变更差压、模式及 CF 限于受控维护。</w:t>
+            </w:r>
+          </w:p>
+        </w:tc>
+      </w:tr>
+      <w:tr>
+        <w:tblPrEx>
+          <w:tblBorders>
+            <w:top w:val="single" w:color="auto" w:sz="4" w:space="0"/>
+            <w:left w:val="single" w:color="auto" w:sz="4" w:space="0"/>
+            <w:bottom w:val="single" w:color="auto" w:sz="4" w:space="0"/>
+            <w:right w:val="single" w:color="auto" w:sz="4" w:space="0"/>
+            <w:insideH w:val="single" w:color="auto" w:sz="4" w:space="0"/>
+            <w:insideV w:val="single" w:color="auto" w:sz="4" w:space="0"/>
+          </w:tblBorders>
+          <w:tblCellMar>
+            <w:top w:w="65" w:type="dxa"/>
+            <w:left w:w="108" w:type="dxa"/>
+            <w:bottom w:w="65" w:type="dxa"/>
+            <w:right w:w="108" w:type="dxa"/>
+          </w:tblCellMar>
+        </w:tblPrEx>
+        <w:trPr>
+          <w:cantSplit/>
+        </w:trPr>
+        <w:tc>
+          <w:tcPr>
+            <w:tcW w:w="1512" w:type="dxa"/>
+            <w:vAlign w:val="center"/>
+          </w:tcPr>
+          <w:p>
+            <w:pPr>
+              <w:rPr>
+                <w:rFonts w:hint="eastAsia"/>
+                <w:lang w:val="en-US" w:eastAsia="zh-CN"/>
+              </w:rPr>
+            </w:pPr>
+            <w:r>
+              <w:rPr>
+                <w:rFonts w:hint="eastAsia"/>
+                <w:lang w:val="en-US" w:eastAsia="zh-CN"/>
+              </w:rPr>
+              <w:t>ZERO</w:t>
+            </w:r>
+          </w:p>
+        </w:tc>
+        <w:tc>
+          <w:tcPr>
+            <w:tcW w:w="3214" w:type="dxa"/>
+            <w:vAlign w:val="center"/>
+          </w:tcPr>
+          <w:p>
+            <w:pPr>
+              <w:rPr>
+                <w:rFonts w:hint="eastAsia"/>
+                <w:lang w:val="en-US" w:eastAsia="zh-CN"/>
+              </w:rPr>
+            </w:pPr>
+            <w:r>
+              <w:rPr>
+                <w:rFonts w:hint="eastAsia"/>
+                <w:lang w:val="en-US" w:eastAsia="zh-CN"/>
+              </w:rPr>
+              <w:t>传感器调零</w:t>
+            </w:r>
+          </w:p>
+        </w:tc>
+        <w:tc>
+          <w:tcPr>
+            <w:tcW w:w="5309" w:type="dxa"/>
+            <w:vAlign w:val="center"/>
+          </w:tcPr>
+          <w:p>
+            <w:pPr>
+              <w:rPr>
+                <w:rFonts w:hint="eastAsia"/>
+                <w:lang w:val="en-US" w:eastAsia="zh-CN"/>
+              </w:rPr>
+            </w:pPr>
+            <w:r>
+              <w:rPr>
+                <w:rFonts w:hint="eastAsia"/>
+                <w:lang w:val="en-US" w:eastAsia="zh-CN"/>
+              </w:rPr>
+              <w:t>仅维护模式、流路隔离并满足零差压条件时执行，不自动重试。</w:t>
+            </w:r>
+          </w:p>
+        </w:tc>
+      </w:tr>
+    </w:tbl>
+    <w:p>
+      <w:pPr>
+        <w:rPr>
+          <w:rFonts w:hint="eastAsia"/>
+          <w:lang w:val="en-US" w:eastAsia="zh-CN"/>
+        </w:rPr>
+      </w:pPr>
+    </w:p>
+    <w:p>
+      <w:pPr>
+        <w:rPr>
+          <w:rFonts w:hint="eastAsia"/>
+          <w:lang w:val="en-US" w:eastAsia="zh-CN"/>
+        </w:rPr>
+      </w:pPr>
+    </w:p>
+    <w:p>
+      <w:pPr>
+        <w:pStyle w:val="3"/>
+        <w:rPr>
+          <w:rFonts w:hint="eastAsia"/>
+          <w:lang w:val="en-US" w:eastAsia="zh-CN"/>
+        </w:rPr>
+      </w:pPr>
+      <w:r>
+        <w:rPr>
+          <w:rFonts w:hint="eastAsia"/>
+          <w:lang w:val="en-US" w:eastAsia="zh-CN"/>
+        </w:rPr>
+        <w:t>流量计控制模块</w:t>
       </w:r>
     </w:p>
     <w:p>
@@ -7540,41 +8687,39 @@
           <w:rFonts w:hint="eastAsia"/>
           <w:lang w:val="en-US" w:eastAsia="zh-CN"/>
         </w:rPr>
-        <w:t>250 kbit/s，采用CAN_user协议，</w:t>
-      </w:r>
+        <w:t>主要更改：流量计流量值</w:t>
+      </w:r>
+    </w:p>
+    <w:p>
+      <w:pPr>
+        <w:pStyle w:val="3"/>
+      </w:pPr>
+      <w:r>
+        <w:rPr>
+          <w:rFonts w:hint="eastAsia"/>
+          <w:lang w:val="en-US" w:eastAsia="zh-CN"/>
+        </w:rPr>
+        <w:t>电磁阀控制</w:t>
+      </w:r>
+      <w:r>
+        <w:rPr>
+          <w:rFonts w:hint="eastAsia"/>
+        </w:rPr>
+        <w:t>模块</w:t>
+      </w:r>
+      <w:bookmarkEnd w:id="32"/>
     </w:p>
     <w:p>
       <w:pPr>
         <w:pStyle w:val="4"/>
-        <w:ind w:left="240" w:leftChars="0" w:firstLineChars="0"/>
+      </w:pPr>
+      <w:bookmarkStart w:id="33" w:name="_Toc237510548"/>
+      <w:r>
         <w:rPr>
           <w:rFonts w:hint="eastAsia"/>
           <w:lang w:val="en-US" w:eastAsia="zh-CN"/>
         </w:rPr>
-      </w:pPr>
-      <w:r>
-        <w:rPr>
-          <w:rFonts w:hint="eastAsia"/>
-          <w:lang w:val="en-US" w:eastAsia="zh-CN"/>
-        </w:rPr>
-        <w:t>通信协议</w:t>
-      </w:r>
-    </w:p>
-    <w:p>
-      <w:pPr>
-        <w:spacing w:after="120"/>
-        <w:ind w:firstLine="420"/>
-        <w:rPr>
-          <w:rFonts w:hint="default"/>
-          <w:color w:val="000000"/>
-          <w:lang w:val="en-US" w:eastAsia="zh-CN"/>
-        </w:rPr>
-      </w:pPr>
-      <w:r>
-        <w:rPr>
-          <w:color w:val="000000"/>
-        </w:rPr>
-        <w:t>下行使用 EX201 自定义 ASCII 协议，默认 9600 bps、8 数据位、无校验、1 停止位；若设备 OPTION 铭牌另有标注，以铭牌为准。主站同一时刻只允许一笔未完成事务。地址拨码建议分别设为 01 至 06，报文编码为 001 至 006。</w:t>
+        <w:t>硬件</w:t>
       </w:r>
     </w:p>
     <w:tbl>
@@ -7622,42 +8767,26 @@
         <w:tc>
           <w:tcPr>
             <w:tcW w:w="1815" w:type="dxa"/>
-            <w:vAlign w:val="center"/>
-          </w:tcPr>
-          <w:p>
-            <w:pPr>
-              <w:rPr>
-                <w:rFonts w:hint="eastAsia"/>
-                <w:lang w:val="en-US" w:eastAsia="zh-CN"/>
-              </w:rPr>
-            </w:pPr>
-            <w:r>
-              <w:rPr>
-                <w:rFonts w:hint="eastAsia"/>
-                <w:lang w:val="en-US" w:eastAsia="zh-CN"/>
-              </w:rPr>
-              <w:t>方向</w:t>
+          </w:tcPr>
+          <w:p>
+            <w:r>
+              <w:rPr>
+                <w:rFonts w:hint="eastAsia"/>
+              </w:rPr>
+              <w:t>名称</w:t>
             </w:r>
           </w:p>
         </w:tc>
         <w:tc>
           <w:tcPr>
             <w:tcW w:w="8447" w:type="dxa"/>
-            <w:vAlign w:val="center"/>
-          </w:tcPr>
-          <w:p>
-            <w:pPr>
-              <w:rPr>
-                <w:rFonts w:hint="eastAsia"/>
-                <w:lang w:val="en-US" w:eastAsia="zh-CN"/>
-              </w:rPr>
-            </w:pPr>
-            <w:r>
-              <w:rPr>
-                <w:rFonts w:hint="eastAsia"/>
-                <w:lang w:val="en-US" w:eastAsia="zh-CN"/>
-              </w:rPr>
-              <w:t>字段顺序</w:t>
+          </w:tcPr>
+          <w:p>
+            <w:r>
+              <w:rPr>
+                <w:rFonts w:hint="eastAsia"/>
+              </w:rPr>
+              <w:t>描述</w:t>
             </w:r>
           </w:p>
         </w:tc>
@@ -7682,42 +8811,40 @@
         <w:tc>
           <w:tcPr>
             <w:tcW w:w="1815" w:type="dxa"/>
-            <w:vAlign w:val="center"/>
-          </w:tcPr>
-          <w:p>
-            <w:pPr>
-              <w:rPr>
-                <w:rFonts w:hint="default"/>
-                <w:lang w:val="en-US" w:eastAsia="zh-CN"/>
-              </w:rPr>
-            </w:pPr>
-            <w:r>
-              <w:rPr>
-                <w:rFonts w:hint="eastAsia"/>
-                <w:lang w:val="en-US" w:eastAsia="zh-CN"/>
-              </w:rPr>
-              <w:t>请求</w:t>
+          </w:tcPr>
+          <w:p>
+            <w:pPr>
+              <w:rPr>
+                <w:rFonts w:hint="default" w:eastAsia="宋体"/>
+                <w:lang w:val="en-US" w:eastAsia="zh-CN"/>
+              </w:rPr>
+            </w:pPr>
+            <w:r>
+              <w:rPr>
+                <w:rFonts w:hint="eastAsia"/>
+                <w:lang w:val="en-US" w:eastAsia="zh-CN"/>
+              </w:rPr>
+              <w:t>MCU-IO</w:t>
             </w:r>
           </w:p>
         </w:tc>
         <w:tc>
           <w:tcPr>
             <w:tcW w:w="8447" w:type="dxa"/>
-            <w:vAlign w:val="center"/>
-          </w:tcPr>
-          <w:p>
-            <w:pPr>
-              <w:rPr>
-                <w:rFonts w:hint="default"/>
-                <w:lang w:val="en-US" w:eastAsia="zh-CN"/>
-              </w:rPr>
-            </w:pPr>
-            <w:r>
-              <w:rPr>
-                <w:rFonts w:hint="eastAsia"/>
-                <w:lang w:val="en-US" w:eastAsia="zh-CN"/>
-              </w:rPr>
-              <w:t>@ + ID(3) + CMD(4) + DATA(n) + SUM(2) + CR</w:t>
+          </w:tcPr>
+          <w:p>
+            <w:pPr>
+              <w:rPr>
+                <w:rFonts w:hint="default" w:eastAsia="宋体"/>
+                <w:lang w:val="en-US" w:eastAsia="zh-CN"/>
+              </w:rPr>
+            </w:pPr>
+            <w:r>
+              <w:rPr>
+                <w:rFonts w:hint="eastAsia"/>
+                <w:lang w:val="en-US" w:eastAsia="zh-CN"/>
+              </w:rPr>
+              <w:t>VAL/SW1 和VALP1控制阀门1</w:t>
             </w:r>
           </w:p>
         </w:tc>
@@ -7742,42 +8869,40 @@
         <w:tc>
           <w:tcPr>
             <w:tcW w:w="1815" w:type="dxa"/>
-            <w:vAlign w:val="center"/>
-          </w:tcPr>
-          <w:p>
-            <w:pPr>
-              <w:rPr>
-                <w:rFonts w:hint="eastAsia"/>
-                <w:lang w:val="en-US" w:eastAsia="zh-CN"/>
-              </w:rPr>
-            </w:pPr>
-            <w:r>
-              <w:rPr>
-                <w:rFonts w:hint="eastAsia"/>
-                <w:lang w:val="en-US" w:eastAsia="zh-CN"/>
-              </w:rPr>
-              <w:t>响应</w:t>
+          </w:tcPr>
+          <w:p>
+            <w:pPr>
+              <w:rPr>
+                <w:rFonts w:hint="default"/>
+                <w:lang w:val="en-US" w:eastAsia="zh-CN"/>
+              </w:rPr>
+            </w:pPr>
+            <w:r>
+              <w:rPr>
+                <w:rFonts w:hint="eastAsia"/>
+                <w:lang w:val="en-US" w:eastAsia="zh-CN"/>
+              </w:rPr>
+              <w:t>MCU-IO</w:t>
             </w:r>
           </w:p>
         </w:tc>
         <w:tc>
           <w:tcPr>
             <w:tcW w:w="8447" w:type="dxa"/>
-            <w:vAlign w:val="center"/>
-          </w:tcPr>
-          <w:p>
-            <w:pPr>
-              <w:rPr>
-                <w:rFonts w:hint="eastAsia"/>
-                <w:lang w:val="en-US" w:eastAsia="zh-CN"/>
-              </w:rPr>
-            </w:pPr>
-            <w:r>
-              <w:rPr>
-                <w:rFonts w:hint="eastAsia"/>
-                <w:lang w:val="en-US" w:eastAsia="zh-CN"/>
-              </w:rPr>
-              <w:t>% + ID(3) + CMD(4) + OK/NG(2) + DATA(n) + SUM(2) + CR</w:t>
+          </w:tcPr>
+          <w:p>
+            <w:pPr>
+              <w:rPr>
+                <w:rFonts w:hint="default"/>
+                <w:lang w:val="en-US" w:eastAsia="zh-CN"/>
+              </w:rPr>
+            </w:pPr>
+            <w:r>
+              <w:rPr>
+                <w:rFonts w:hint="eastAsia"/>
+                <w:lang w:val="en-US" w:eastAsia="zh-CN"/>
+              </w:rPr>
+              <w:t>VAL/SW2和VALP1控制阀门2</w:t>
             </w:r>
           </w:p>
         </w:tc>
@@ -7802,42 +8927,40 @@
         <w:tc>
           <w:tcPr>
             <w:tcW w:w="1815" w:type="dxa"/>
-            <w:vAlign w:val="center"/>
-          </w:tcPr>
-          <w:p>
-            <w:pPr>
-              <w:rPr>
-                <w:rFonts w:hint="eastAsia"/>
-                <w:lang w:val="en-US" w:eastAsia="zh-CN"/>
-              </w:rPr>
-            </w:pPr>
-            <w:r>
-              <w:rPr>
-                <w:rFonts w:hint="eastAsia"/>
-                <w:lang w:val="en-US" w:eastAsia="zh-CN"/>
-              </w:rPr>
-              <w:t>校验</w:t>
+          </w:tcPr>
+          <w:p>
+            <w:pPr>
+              <w:rPr>
+                <w:rFonts w:hint="default"/>
+                <w:lang w:val="en-US" w:eastAsia="zh-CN"/>
+              </w:rPr>
+            </w:pPr>
+            <w:r>
+              <w:rPr>
+                <w:rFonts w:hint="eastAsia"/>
+                <w:lang w:val="en-US" w:eastAsia="zh-CN"/>
+              </w:rPr>
+              <w:t>MCU-IO</w:t>
             </w:r>
           </w:p>
         </w:tc>
         <w:tc>
           <w:tcPr>
             <w:tcW w:w="8447" w:type="dxa"/>
-            <w:vAlign w:val="center"/>
-          </w:tcPr>
-          <w:p>
-            <w:pPr>
-              <w:rPr>
-                <w:rFonts w:hint="eastAsia"/>
-                <w:lang w:val="en-US" w:eastAsia="zh-CN"/>
-              </w:rPr>
-            </w:pPr>
-            <w:r>
-              <w:rPr>
-                <w:rFonts w:hint="eastAsia"/>
-                <w:lang w:val="en-US" w:eastAsia="zh-CN"/>
-              </w:rPr>
-              <w:t>SUM = 所有起始符至数据字节之和的低 8 位</w:t>
+          </w:tcPr>
+          <w:p>
+            <w:pPr>
+              <w:rPr>
+                <w:rFonts w:hint="default"/>
+                <w:lang w:val="en-US" w:eastAsia="zh-CN"/>
+              </w:rPr>
+            </w:pPr>
+            <w:r>
+              <w:rPr>
+                <w:rFonts w:hint="eastAsia"/>
+                <w:lang w:val="en-US" w:eastAsia="zh-CN"/>
+              </w:rPr>
+              <w:t>VAL/SW3和VALP1控制阀门3</w:t>
             </w:r>
           </w:p>
         </w:tc>
@@ -7862,42 +8985,40 @@
         <w:tc>
           <w:tcPr>
             <w:tcW w:w="1815" w:type="dxa"/>
-            <w:vAlign w:val="center"/>
-          </w:tcPr>
-          <w:p>
-            <w:pPr>
-              <w:rPr>
-                <w:rFonts w:hint="eastAsia"/>
-                <w:lang w:val="en-US" w:eastAsia="zh-CN"/>
-              </w:rPr>
-            </w:pPr>
-            <w:r>
-              <w:rPr>
-                <w:rFonts w:hint="eastAsia"/>
-                <w:lang w:val="en-US" w:eastAsia="zh-CN"/>
-              </w:rPr>
-              <w:t>请求</w:t>
+          </w:tcPr>
+          <w:p>
+            <w:pPr>
+              <w:rPr>
+                <w:rFonts w:hint="default"/>
+                <w:lang w:val="en-US" w:eastAsia="zh-CN"/>
+              </w:rPr>
+            </w:pPr>
+            <w:r>
+              <w:rPr>
+                <w:rFonts w:hint="eastAsia"/>
+                <w:lang w:val="en-US" w:eastAsia="zh-CN"/>
+              </w:rPr>
+              <w:t>MCU-IO</w:t>
             </w:r>
           </w:p>
         </w:tc>
         <w:tc>
           <w:tcPr>
             <w:tcW w:w="8447" w:type="dxa"/>
-            <w:vAlign w:val="center"/>
-          </w:tcPr>
-          <w:p>
-            <w:pPr>
-              <w:rPr>
-                <w:rFonts w:hint="eastAsia"/>
-                <w:lang w:val="en-US" w:eastAsia="zh-CN"/>
-              </w:rPr>
-            </w:pPr>
-            <w:r>
-              <w:rPr>
-                <w:rFonts w:hint="eastAsia"/>
-                <w:lang w:val="en-US" w:eastAsia="zh-CN"/>
-              </w:rPr>
-              <w:t>@ + ID(3) + CMD(4) + DATA(n) + SUM(2) + CR</w:t>
+          </w:tcPr>
+          <w:p>
+            <w:pPr>
+              <w:rPr>
+                <w:rFonts w:hint="default"/>
+                <w:lang w:val="en-US" w:eastAsia="zh-CN"/>
+              </w:rPr>
+            </w:pPr>
+            <w:r>
+              <w:rPr>
+                <w:rFonts w:hint="eastAsia"/>
+                <w:lang w:val="en-US" w:eastAsia="zh-CN"/>
+              </w:rPr>
+              <w:t>VAL/SW4和VALP2控制阀门4</w:t>
             </w:r>
           </w:p>
         </w:tc>
@@ -7922,28 +9043,26 @@
         <w:tc>
           <w:tcPr>
             <w:tcW w:w="1815" w:type="dxa"/>
-            <w:vAlign w:val="center"/>
-          </w:tcPr>
-          <w:p>
-            <w:pPr>
-              <w:rPr>
-                <w:rFonts w:hint="eastAsia"/>
-                <w:lang w:val="en-US" w:eastAsia="zh-CN"/>
-              </w:rPr>
-            </w:pPr>
-            <w:r>
-              <w:rPr>
-                <w:rFonts w:hint="eastAsia"/>
-                <w:lang w:val="en-US" w:eastAsia="zh-CN"/>
-              </w:rPr>
-              <w:t>响应</w:t>
+          </w:tcPr>
+          <w:p>
+            <w:pPr>
+              <w:rPr>
+                <w:rFonts w:hint="default"/>
+                <w:lang w:val="en-US" w:eastAsia="zh-CN"/>
+              </w:rPr>
+            </w:pPr>
+            <w:r>
+              <w:rPr>
+                <w:rFonts w:hint="eastAsia"/>
+                <w:lang w:val="en-US" w:eastAsia="zh-CN"/>
+              </w:rPr>
+              <w:t>MCU-IO</w:t>
             </w:r>
           </w:p>
         </w:tc>
         <w:tc>
           <w:tcPr>
             <w:tcW w:w="8447" w:type="dxa"/>
-            <w:vAlign w:val="center"/>
           </w:tcPr>
           <w:p>
             <w:pPr>
@@ -7957,7 +9076,7 @@
                 <w:rFonts w:hint="eastAsia"/>
                 <w:lang w:val="en-US" w:eastAsia="zh-CN"/>
               </w:rPr>
-              <w:t>% + ID(3) + CMD(4) + OK/NG(2) + DATA(n) + SUM(2) + CR</w:t>
+              <w:t>VAL/SW5和VALP2控制阀门5</w:t>
             </w:r>
           </w:p>
         </w:tc>
@@ -7982,1273 +9101,40 @@
         <w:tc>
           <w:tcPr>
             <w:tcW w:w="1815" w:type="dxa"/>
-            <w:vAlign w:val="center"/>
-          </w:tcPr>
-          <w:p>
-            <w:pPr>
-              <w:rPr>
-                <w:rFonts w:hint="eastAsia"/>
-                <w:lang w:val="en-US" w:eastAsia="zh-CN"/>
-              </w:rPr>
-            </w:pPr>
-            <w:bookmarkStart w:id="32" w:name="_Toc237510546"/>
-            <w:r>
-              <w:rPr>
-                <w:rFonts w:hint="eastAsia"/>
-                <w:lang w:val="en-US" w:eastAsia="zh-CN"/>
-              </w:rPr>
-              <w:t>校验</w:t>
+          </w:tcPr>
+          <w:p>
+            <w:pPr>
+              <w:rPr>
+                <w:rFonts w:hint="default"/>
+                <w:lang w:val="en-US" w:eastAsia="zh-CN"/>
+              </w:rPr>
+            </w:pPr>
+            <w:r>
+              <w:rPr>
+                <w:rFonts w:hint="eastAsia"/>
+                <w:lang w:val="en-US" w:eastAsia="zh-CN"/>
+              </w:rPr>
+              <w:t>MCU-IO</w:t>
             </w:r>
           </w:p>
         </w:tc>
         <w:tc>
           <w:tcPr>
             <w:tcW w:w="8447" w:type="dxa"/>
-            <w:vAlign w:val="center"/>
-          </w:tcPr>
-          <w:p>
-            <w:pPr>
-              <w:rPr>
-                <w:rFonts w:hint="eastAsia"/>
-                <w:lang w:val="en-US" w:eastAsia="zh-CN"/>
-              </w:rPr>
-            </w:pPr>
-            <w:r>
-              <w:rPr>
-                <w:rFonts w:hint="eastAsia"/>
-                <w:lang w:val="en-US" w:eastAsia="zh-CN"/>
-              </w:rPr>
-              <w:t>SUM = 所有起始符至数据字节之和的低 8 位</w:t>
-            </w:r>
-          </w:p>
-        </w:tc>
-      </w:tr>
-    </w:tbl>
-    <w:p/>
-    <w:p>
-      <w:pPr>
-        <w:ind w:firstLine="480" w:firstLineChars="200"/>
-        <w:rPr>
-          <w:color w:val="000000"/>
-        </w:rPr>
-      </w:pPr>
-      <w:r>
-        <w:rPr>
-          <w:color w:val="000000"/>
-        </w:rPr>
-        <w:t>接收采用“找 % → 累计至 CR → 验证长度、校验、地址、命令与结束代码 → 解析数据”的状态机。缓存初值可取 64 字节；过长帧、无效字符、串口溢出和未结束帧均丢弃并记录。发送方向在最后一个停止位真正发完后切回接收，不能在发送缓冲区空时提前切换。</w:t>
-      </w:r>
-    </w:p>
-    <w:p>
-      <w:pPr>
-        <w:ind w:firstLine="480" w:firstLineChars="200"/>
-        <w:rPr>
-          <w:color w:val="000000"/>
-        </w:rPr>
-      </w:pPr>
-    </w:p>
-    <w:p/>
-    <w:p>
-      <w:pPr>
-        <w:pStyle w:val="4"/>
-        <w:ind w:left="240" w:leftChars="0" w:firstLineChars="0"/>
-        <w:rPr>
-          <w:rFonts w:hint="eastAsia" w:ascii="Times New Roman" w:hAnsi="Times New Roman" w:eastAsia="宋体" w:cs="Times New Roman"/>
-          <w:b/>
-          <w:bCs/>
-          <w:kern w:val="0"/>
-          <w:sz w:val="32"/>
-          <w:szCs w:val="32"/>
-          <w:lang w:val="en-US" w:eastAsia="zh-CN" w:bidi="ar-SA"/>
-        </w:rPr>
-      </w:pPr>
-      <w:r>
-        <w:t>核心命令表</w:t>
-      </w:r>
-    </w:p>
-    <w:tbl>
-      <w:tblPr>
-        <w:tblStyle w:val="23"/>
-        <w:tblW w:w="10035" w:type="dxa"/>
-        <w:tblInd w:w="431" w:type="dxa"/>
-        <w:tblBorders>
-          <w:top w:val="single" w:color="auto" w:sz="4" w:space="0"/>
-          <w:left w:val="single" w:color="auto" w:sz="4" w:space="0"/>
-          <w:bottom w:val="single" w:color="auto" w:sz="4" w:space="0"/>
-          <w:right w:val="single" w:color="auto" w:sz="4" w:space="0"/>
-          <w:insideH w:val="single" w:color="auto" w:sz="4" w:space="0"/>
-          <w:insideV w:val="single" w:color="auto" w:sz="4" w:space="0"/>
-        </w:tblBorders>
-        <w:tblLayout w:type="fixed"/>
-        <w:tblCellMar>
-          <w:top w:w="65" w:type="dxa"/>
-          <w:left w:w="108" w:type="dxa"/>
-          <w:bottom w:w="65" w:type="dxa"/>
-          <w:right w:w="108" w:type="dxa"/>
-        </w:tblCellMar>
-      </w:tblPr>
-      <w:tblGrid>
-        <w:gridCol w:w="1512"/>
-        <w:gridCol w:w="3214"/>
-        <w:gridCol w:w="5309"/>
-      </w:tblGrid>
-      <w:tr>
-        <w:tblPrEx>
-          <w:tblBorders>
-            <w:top w:val="single" w:color="auto" w:sz="4" w:space="0"/>
-            <w:left w:val="single" w:color="auto" w:sz="4" w:space="0"/>
-            <w:bottom w:val="single" w:color="auto" w:sz="4" w:space="0"/>
-            <w:right w:val="single" w:color="auto" w:sz="4" w:space="0"/>
-            <w:insideH w:val="single" w:color="auto" w:sz="4" w:space="0"/>
-            <w:insideV w:val="single" w:color="auto" w:sz="4" w:space="0"/>
-          </w:tblBorders>
-          <w:tblCellMar>
-            <w:top w:w="65" w:type="dxa"/>
-            <w:left w:w="108" w:type="dxa"/>
-            <w:bottom w:w="65" w:type="dxa"/>
-            <w:right w:w="108" w:type="dxa"/>
-          </w:tblCellMar>
-        </w:tblPrEx>
-        <w:trPr>
-          <w:cantSplit/>
-          <w:tblHeader/>
-        </w:trPr>
-        <w:tc>
-          <w:tcPr>
-            <w:tcW w:w="1512" w:type="dxa"/>
-            <w:vAlign w:val="center"/>
-          </w:tcPr>
-          <w:p>
-            <w:pPr>
-              <w:rPr>
-                <w:rFonts w:hint="eastAsia"/>
-                <w:lang w:val="en-US" w:eastAsia="zh-CN"/>
-              </w:rPr>
-            </w:pPr>
-            <w:r>
-              <w:rPr>
-                <w:rFonts w:hint="eastAsia"/>
-                <w:lang w:val="en-US" w:eastAsia="zh-CN"/>
-              </w:rPr>
-              <w:t>命令</w:t>
-            </w:r>
-          </w:p>
-        </w:tc>
-        <w:tc>
-          <w:tcPr>
-            <w:tcW w:w="3214" w:type="dxa"/>
-            <w:vAlign w:val="center"/>
-          </w:tcPr>
-          <w:p>
-            <w:pPr>
-              <w:rPr>
-                <w:rFonts w:hint="eastAsia"/>
-                <w:lang w:val="en-US" w:eastAsia="zh-CN"/>
-              </w:rPr>
-            </w:pPr>
-            <w:r>
-              <w:rPr>
-                <w:rFonts w:hint="eastAsia"/>
-                <w:lang w:val="en-US" w:eastAsia="zh-CN"/>
-              </w:rPr>
-              <w:t>用途</w:t>
-            </w:r>
-          </w:p>
-        </w:tc>
-        <w:tc>
-          <w:tcPr>
-            <w:tcW w:w="5309" w:type="dxa"/>
-            <w:vAlign w:val="center"/>
-          </w:tcPr>
-          <w:p>
-            <w:pPr>
-              <w:rPr>
-                <w:rFonts w:hint="eastAsia"/>
-                <w:lang w:val="en-US" w:eastAsia="zh-CN"/>
-              </w:rPr>
-            </w:pPr>
-            <w:r>
-              <w:rPr>
-                <w:rFonts w:hint="eastAsia"/>
-                <w:lang w:val="en-US" w:eastAsia="zh-CN"/>
-              </w:rPr>
-              <w:t>数据与约束</w:t>
-            </w:r>
-          </w:p>
-        </w:tc>
-      </w:tr>
-      <w:tr>
-        <w:tblPrEx>
-          <w:tblBorders>
-            <w:top w:val="single" w:color="auto" w:sz="4" w:space="0"/>
-            <w:left w:val="single" w:color="auto" w:sz="4" w:space="0"/>
-            <w:bottom w:val="single" w:color="auto" w:sz="4" w:space="0"/>
-            <w:right w:val="single" w:color="auto" w:sz="4" w:space="0"/>
-            <w:insideH w:val="single" w:color="auto" w:sz="4" w:space="0"/>
-            <w:insideV w:val="single" w:color="auto" w:sz="4" w:space="0"/>
-          </w:tblBorders>
-          <w:tblCellMar>
-            <w:top w:w="65" w:type="dxa"/>
-            <w:left w:w="108" w:type="dxa"/>
-            <w:bottom w:w="65" w:type="dxa"/>
-            <w:right w:w="108" w:type="dxa"/>
-          </w:tblCellMar>
-        </w:tblPrEx>
-        <w:trPr>
-          <w:cantSplit/>
-        </w:trPr>
-        <w:tc>
-          <w:tcPr>
-            <w:tcW w:w="1512" w:type="dxa"/>
-            <w:vAlign w:val="center"/>
-          </w:tcPr>
-          <w:p>
-            <w:pPr>
-              <w:rPr>
-                <w:rFonts w:hint="eastAsia"/>
-                <w:lang w:val="en-US" w:eastAsia="zh-CN"/>
-              </w:rPr>
-            </w:pPr>
-            <w:r>
-              <w:rPr>
-                <w:rFonts w:hint="eastAsia"/>
-                <w:lang w:val="en-US" w:eastAsia="zh-CN"/>
-              </w:rPr>
-              <w:t>RMFS / RDPP / RFRU</w:t>
-            </w:r>
-          </w:p>
-        </w:tc>
-        <w:tc>
-          <w:tcPr>
-            <w:tcW w:w="3214" w:type="dxa"/>
-            <w:vAlign w:val="center"/>
-          </w:tcPr>
-          <w:p>
-            <w:pPr>
-              <w:rPr>
-                <w:rFonts w:hint="eastAsia"/>
-                <w:lang w:val="en-US" w:eastAsia="zh-CN"/>
-              </w:rPr>
-            </w:pPr>
-            <w:r>
-              <w:rPr>
-                <w:rFonts w:hint="eastAsia"/>
-                <w:lang w:val="en-US" w:eastAsia="zh-CN"/>
-              </w:rPr>
-              <w:t>读满量程、流量小数位、单位</w:t>
-            </w:r>
-          </w:p>
-        </w:tc>
-        <w:tc>
-          <w:tcPr>
-            <w:tcW w:w="5309" w:type="dxa"/>
-            <w:vAlign w:val="center"/>
-          </w:tcPr>
-          <w:p>
-            <w:pPr>
-              <w:rPr>
-                <w:rFonts w:hint="eastAsia"/>
-                <w:lang w:val="en-US" w:eastAsia="zh-CN"/>
-              </w:rPr>
-            </w:pPr>
-            <w:r>
-              <w:rPr>
-                <w:rFonts w:hint="eastAsia"/>
-                <w:lang w:val="en-US" w:eastAsia="zh-CN"/>
-              </w:rPr>
-              <w:t>RMFS：4 位 0001 至 9999；RDPP：0 至 3；RFRU：0=cc，1=L。</w:t>
-            </w:r>
-          </w:p>
-        </w:tc>
-      </w:tr>
-      <w:tr>
-        <w:tblPrEx>
-          <w:tblBorders>
-            <w:top w:val="single" w:color="auto" w:sz="4" w:space="0"/>
-            <w:left w:val="single" w:color="auto" w:sz="4" w:space="0"/>
-            <w:bottom w:val="single" w:color="auto" w:sz="4" w:space="0"/>
-            <w:right w:val="single" w:color="auto" w:sz="4" w:space="0"/>
-            <w:insideH w:val="single" w:color="auto" w:sz="4" w:space="0"/>
-            <w:insideV w:val="single" w:color="auto" w:sz="4" w:space="0"/>
-          </w:tblBorders>
-          <w:tblCellMar>
-            <w:top w:w="65" w:type="dxa"/>
-            <w:left w:w="108" w:type="dxa"/>
-            <w:bottom w:w="65" w:type="dxa"/>
-            <w:right w:w="108" w:type="dxa"/>
-          </w:tblCellMar>
-        </w:tblPrEx>
-        <w:trPr>
-          <w:cantSplit/>
-        </w:trPr>
-        <w:tc>
-          <w:tcPr>
-            <w:tcW w:w="1512" w:type="dxa"/>
-            <w:vAlign w:val="center"/>
-          </w:tcPr>
-          <w:p>
-            <w:pPr>
-              <w:rPr>
-                <w:rFonts w:hint="eastAsia"/>
-                <w:lang w:val="en-US" w:eastAsia="zh-CN"/>
-              </w:rPr>
-            </w:pPr>
-            <w:r>
-              <w:rPr>
-                <w:rFonts w:hint="eastAsia"/>
-                <w:lang w:val="en-US" w:eastAsia="zh-CN"/>
-              </w:rPr>
-              <w:t>RFRC / RCGT / RRMD</w:t>
-            </w:r>
-          </w:p>
-        </w:tc>
-        <w:tc>
-          <w:tcPr>
-            <w:tcW w:w="3214" w:type="dxa"/>
-            <w:vAlign w:val="center"/>
-          </w:tcPr>
-          <w:p>
-            <w:pPr>
-              <w:rPr>
-                <w:rFonts w:hint="eastAsia"/>
-                <w:lang w:val="en-US" w:eastAsia="zh-CN"/>
-              </w:rPr>
-            </w:pPr>
-            <w:r>
-              <w:rPr>
-                <w:rFonts w:hint="eastAsia"/>
-                <w:lang w:val="en-US" w:eastAsia="zh-CN"/>
-              </w:rPr>
-              <w:t>读基准温度、气体、动作模式</w:t>
-            </w:r>
-          </w:p>
-        </w:tc>
-        <w:tc>
-          <w:tcPr>
-            <w:tcW w:w="5309" w:type="dxa"/>
-            <w:vAlign w:val="center"/>
-          </w:tcPr>
-          <w:p>
-            <w:pPr>
-              <w:rPr>
-                <w:rFonts w:hint="eastAsia"/>
-                <w:lang w:val="en-US" w:eastAsia="zh-CN"/>
-              </w:rPr>
-            </w:pPr>
-            <w:r>
-              <w:rPr>
-                <w:rFonts w:hint="eastAsia"/>
-                <w:lang w:val="en-US" w:eastAsia="zh-CN"/>
-              </w:rPr>
-              <w:t>温度 00/20/25；气体 0 至 8；模式 1=校准气体、2=CF 换算、4=多气体。</w:t>
-            </w:r>
-          </w:p>
-        </w:tc>
-      </w:tr>
-      <w:tr>
-        <w:tblPrEx>
-          <w:tblBorders>
-            <w:top w:val="single" w:color="auto" w:sz="4" w:space="0"/>
-            <w:left w:val="single" w:color="auto" w:sz="4" w:space="0"/>
-            <w:bottom w:val="single" w:color="auto" w:sz="4" w:space="0"/>
-            <w:right w:val="single" w:color="auto" w:sz="4" w:space="0"/>
-            <w:insideH w:val="single" w:color="auto" w:sz="4" w:space="0"/>
-            <w:insideV w:val="single" w:color="auto" w:sz="4" w:space="0"/>
-          </w:tblBorders>
-          <w:tblCellMar>
-            <w:top w:w="65" w:type="dxa"/>
-            <w:left w:w="108" w:type="dxa"/>
-            <w:bottom w:w="65" w:type="dxa"/>
-            <w:right w:w="108" w:type="dxa"/>
-          </w:tblCellMar>
-        </w:tblPrEx>
-        <w:trPr>
-          <w:cantSplit/>
-        </w:trPr>
-        <w:tc>
-          <w:tcPr>
-            <w:tcW w:w="1512" w:type="dxa"/>
-            <w:vAlign w:val="center"/>
-          </w:tcPr>
-          <w:p>
-            <w:pPr>
-              <w:rPr>
-                <w:rFonts w:hint="eastAsia"/>
-                <w:lang w:val="en-US" w:eastAsia="zh-CN"/>
-              </w:rPr>
-            </w:pPr>
-            <w:r>
-              <w:rPr>
-                <w:rFonts w:hint="eastAsia"/>
-                <w:lang w:val="en-US" w:eastAsia="zh-CN"/>
-              </w:rPr>
-              <w:t>RFSM/ WFSM</w:t>
-            </w:r>
-          </w:p>
-        </w:tc>
-        <w:tc>
-          <w:tcPr>
-            <w:tcW w:w="3214" w:type="dxa"/>
-            <w:vAlign w:val="center"/>
-          </w:tcPr>
-          <w:p>
-            <w:pPr>
-              <w:rPr>
-                <w:rFonts w:hint="eastAsia"/>
-                <w:lang w:val="en-US" w:eastAsia="zh-CN"/>
-              </w:rPr>
-            </w:pPr>
-            <w:r>
-              <w:rPr>
-                <w:rFonts w:hint="eastAsia"/>
-                <w:lang w:val="en-US" w:eastAsia="zh-CN"/>
-              </w:rPr>
-              <w:t>读写流量设定来源</w:t>
-            </w:r>
-          </w:p>
-        </w:tc>
-        <w:tc>
-          <w:tcPr>
-            <w:tcW w:w="5309" w:type="dxa"/>
-            <w:vAlign w:val="center"/>
-          </w:tcPr>
-          <w:p>
-            <w:pPr>
-              <w:rPr>
-                <w:rFonts w:hint="eastAsia"/>
-                <w:lang w:val="en-US" w:eastAsia="zh-CN"/>
-              </w:rPr>
-            </w:pPr>
-            <w:r>
-              <w:rPr>
-                <w:rFonts w:hint="eastAsia"/>
-                <w:lang w:val="en-US" w:eastAsia="zh-CN"/>
-              </w:rPr>
-              <w:t>0=数字，1=模拟；启动前确认数字模式。</w:t>
-            </w:r>
-          </w:p>
-        </w:tc>
-      </w:tr>
-      <w:tr>
-        <w:tblPrEx>
-          <w:tblBorders>
-            <w:top w:val="single" w:color="auto" w:sz="4" w:space="0"/>
-            <w:left w:val="single" w:color="auto" w:sz="4" w:space="0"/>
-            <w:bottom w:val="single" w:color="auto" w:sz="4" w:space="0"/>
-            <w:right w:val="single" w:color="auto" w:sz="4" w:space="0"/>
-            <w:insideH w:val="single" w:color="auto" w:sz="4" w:space="0"/>
-            <w:insideV w:val="single" w:color="auto" w:sz="4" w:space="0"/>
-          </w:tblBorders>
-          <w:tblCellMar>
-            <w:top w:w="65" w:type="dxa"/>
-            <w:left w:w="108" w:type="dxa"/>
-            <w:bottom w:w="65" w:type="dxa"/>
-            <w:right w:w="108" w:type="dxa"/>
-          </w:tblCellMar>
-        </w:tblPrEx>
-        <w:trPr>
-          <w:cantSplit/>
-        </w:trPr>
-        <w:tc>
-          <w:tcPr>
-            <w:tcW w:w="1512" w:type="dxa"/>
-            <w:vAlign w:val="center"/>
-          </w:tcPr>
-          <w:p>
-            <w:pPr>
-              <w:rPr>
-                <w:rFonts w:hint="eastAsia"/>
-                <w:lang w:val="en-US" w:eastAsia="zh-CN"/>
-              </w:rPr>
-            </w:pPr>
-            <w:r>
-              <w:rPr>
-                <w:rFonts w:hint="eastAsia"/>
-                <w:lang w:val="en-US" w:eastAsia="zh-CN"/>
-              </w:rPr>
-              <w:t>WSFD / RSFD</w:t>
-            </w:r>
-          </w:p>
-        </w:tc>
-        <w:tc>
-          <w:tcPr>
-            <w:tcW w:w="3214" w:type="dxa"/>
-            <w:vAlign w:val="center"/>
-          </w:tcPr>
-          <w:p>
-            <w:pPr>
-              <w:rPr>
-                <w:rFonts w:hint="eastAsia"/>
-                <w:lang w:val="en-US" w:eastAsia="zh-CN"/>
-              </w:rPr>
-            </w:pPr>
-            <w:r>
-              <w:rPr>
-                <w:rFonts w:hint="eastAsia"/>
-                <w:lang w:val="en-US" w:eastAsia="zh-CN"/>
-              </w:rPr>
-              <w:t>写入及回读数字设定流量</w:t>
-            </w:r>
-          </w:p>
-        </w:tc>
-        <w:tc>
-          <w:tcPr>
-            <w:tcW w:w="5309" w:type="dxa"/>
-            <w:vAlign w:val="center"/>
-          </w:tcPr>
-          <w:p>
-            <w:pPr>
-              <w:rPr>
-                <w:rFonts w:hint="eastAsia"/>
-                <w:lang w:val="en-US" w:eastAsia="zh-CN"/>
-              </w:rPr>
-            </w:pPr>
-            <w:r>
-              <w:rPr>
-                <w:rFonts w:hint="eastAsia"/>
-                <w:lang w:val="en-US" w:eastAsia="zh-CN"/>
-              </w:rPr>
-              <w:t>WSFD 写 4 位尾数 0000 至满量程尾数；RSFD 读取 4 位尾数。</w:t>
-            </w:r>
-          </w:p>
-        </w:tc>
-      </w:tr>
-      <w:tr>
-        <w:tblPrEx>
-          <w:tblBorders>
-            <w:top w:val="single" w:color="auto" w:sz="4" w:space="0"/>
-            <w:left w:val="single" w:color="auto" w:sz="4" w:space="0"/>
-            <w:bottom w:val="single" w:color="auto" w:sz="4" w:space="0"/>
-            <w:right w:val="single" w:color="auto" w:sz="4" w:space="0"/>
-            <w:insideH w:val="single" w:color="auto" w:sz="4" w:space="0"/>
-            <w:insideV w:val="single" w:color="auto" w:sz="4" w:space="0"/>
-          </w:tblBorders>
-          <w:tblCellMar>
-            <w:top w:w="65" w:type="dxa"/>
-            <w:left w:w="108" w:type="dxa"/>
-            <w:bottom w:w="65" w:type="dxa"/>
-            <w:right w:w="108" w:type="dxa"/>
-          </w:tblCellMar>
-        </w:tblPrEx>
-        <w:trPr>
-          <w:cantSplit/>
-        </w:trPr>
-        <w:tc>
-          <w:tcPr>
-            <w:tcW w:w="1512" w:type="dxa"/>
-            <w:vAlign w:val="center"/>
-          </w:tcPr>
-          <w:p>
-            <w:pPr>
-              <w:rPr>
-                <w:rFonts w:hint="eastAsia"/>
-                <w:lang w:val="en-US" w:eastAsia="zh-CN"/>
-              </w:rPr>
-            </w:pPr>
-            <w:r>
-              <w:rPr>
-                <w:rFonts w:hint="eastAsia"/>
-                <w:lang w:val="en-US" w:eastAsia="zh-CN"/>
-              </w:rPr>
-              <w:t>RCFR</w:t>
-            </w:r>
-          </w:p>
-        </w:tc>
-        <w:tc>
-          <w:tcPr>
-            <w:tcW w:w="3214" w:type="dxa"/>
-            <w:vAlign w:val="center"/>
-          </w:tcPr>
-          <w:p>
-            <w:pPr>
-              <w:rPr>
-                <w:rFonts w:hint="eastAsia"/>
-                <w:lang w:val="en-US" w:eastAsia="zh-CN"/>
-              </w:rPr>
-            </w:pPr>
-            <w:r>
-              <w:rPr>
-                <w:rFonts w:hint="eastAsia"/>
-                <w:lang w:val="en-US" w:eastAsia="zh-CN"/>
-              </w:rPr>
-              <w:t>读取瞬时流量</w:t>
-            </w:r>
-          </w:p>
-        </w:tc>
-        <w:tc>
-          <w:tcPr>
-            <w:tcW w:w="5309" w:type="dxa"/>
-            <w:vAlign w:val="center"/>
-          </w:tcPr>
-          <w:p>
-            <w:pPr>
-              <w:rPr>
-                <w:rFonts w:hint="eastAsia"/>
-                <w:lang w:val="en-US" w:eastAsia="zh-CN"/>
-              </w:rPr>
-            </w:pPr>
-            <w:r>
-              <w:rPr>
-                <w:rFonts w:hint="eastAsia"/>
-                <w:lang w:val="en-US" w:eastAsia="zh-CN"/>
-              </w:rPr>
-              <w:t>按带符号尾数解析，小数位与单位来自设备参数；长度歧义见第 4.9 节。</w:t>
-            </w:r>
-          </w:p>
-        </w:tc>
-      </w:tr>
-      <w:tr>
-        <w:tblPrEx>
-          <w:tblBorders>
-            <w:top w:val="single" w:color="auto" w:sz="4" w:space="0"/>
-            <w:left w:val="single" w:color="auto" w:sz="4" w:space="0"/>
-            <w:bottom w:val="single" w:color="auto" w:sz="4" w:space="0"/>
-            <w:right w:val="single" w:color="auto" w:sz="4" w:space="0"/>
-            <w:insideH w:val="single" w:color="auto" w:sz="4" w:space="0"/>
-            <w:insideV w:val="single" w:color="auto" w:sz="4" w:space="0"/>
-          </w:tblBorders>
-          <w:tblCellMar>
-            <w:top w:w="65" w:type="dxa"/>
-            <w:left w:w="108" w:type="dxa"/>
-            <w:bottom w:w="65" w:type="dxa"/>
-            <w:right w:w="108" w:type="dxa"/>
-          </w:tblCellMar>
-        </w:tblPrEx>
-        <w:trPr>
-          <w:cantSplit/>
-        </w:trPr>
-        <w:tc>
-          <w:tcPr>
-            <w:tcW w:w="1512" w:type="dxa"/>
-            <w:vAlign w:val="center"/>
-          </w:tcPr>
-          <w:p>
-            <w:pPr>
-              <w:rPr>
-                <w:rFonts w:hint="eastAsia"/>
-                <w:lang w:val="en-US" w:eastAsia="zh-CN"/>
-              </w:rPr>
-            </w:pPr>
-            <w:r>
-              <w:rPr>
-                <w:rFonts w:hint="eastAsia"/>
-                <w:lang w:val="en-US" w:eastAsia="zh-CN"/>
-              </w:rPr>
-              <w:t>WVSS / RVSS</w:t>
-            </w:r>
-          </w:p>
-        </w:tc>
-        <w:tc>
-          <w:tcPr>
-            <w:tcW w:w="3214" w:type="dxa"/>
-            <w:vAlign w:val="center"/>
-          </w:tcPr>
-          <w:p>
-            <w:pPr>
-              <w:rPr>
-                <w:rFonts w:hint="eastAsia"/>
-                <w:lang w:val="en-US" w:eastAsia="zh-CN"/>
-              </w:rPr>
-            </w:pPr>
-            <w:r>
-              <w:rPr>
-                <w:rFonts w:hint="eastAsia"/>
-                <w:lang w:val="en-US" w:eastAsia="zh-CN"/>
-              </w:rPr>
-              <w:t>设置及读取数字内部阀状态</w:t>
-            </w:r>
-          </w:p>
-        </w:tc>
-        <w:tc>
-          <w:tcPr>
-            <w:tcW w:w="5309" w:type="dxa"/>
-            <w:vAlign w:val="center"/>
-          </w:tcPr>
-          <w:p>
-            <w:pPr>
-              <w:rPr>
-                <w:rFonts w:hint="eastAsia"/>
-                <w:lang w:val="en-US" w:eastAsia="zh-CN"/>
-              </w:rPr>
-            </w:pPr>
-            <w:r>
-              <w:rPr>
-                <w:rFonts w:hint="eastAsia"/>
-                <w:lang w:val="en-US" w:eastAsia="zh-CN"/>
-              </w:rPr>
-              <w:t>0=全开，1=流量控制，2=全关；常规界面不提供强制全开。</w:t>
-            </w:r>
-          </w:p>
-        </w:tc>
-      </w:tr>
-      <w:tr>
-        <w:tblPrEx>
-          <w:tblBorders>
-            <w:top w:val="single" w:color="auto" w:sz="4" w:space="0"/>
-            <w:left w:val="single" w:color="auto" w:sz="4" w:space="0"/>
-            <w:bottom w:val="single" w:color="auto" w:sz="4" w:space="0"/>
-            <w:right w:val="single" w:color="auto" w:sz="4" w:space="0"/>
-            <w:insideH w:val="single" w:color="auto" w:sz="4" w:space="0"/>
-            <w:insideV w:val="single" w:color="auto" w:sz="4" w:space="0"/>
-          </w:tblBorders>
-          <w:tblCellMar>
-            <w:top w:w="65" w:type="dxa"/>
-            <w:left w:w="108" w:type="dxa"/>
-            <w:bottom w:w="65" w:type="dxa"/>
-            <w:right w:w="108" w:type="dxa"/>
-          </w:tblCellMar>
-        </w:tblPrEx>
-        <w:trPr>
-          <w:cantSplit/>
-        </w:trPr>
-        <w:tc>
-          <w:tcPr>
-            <w:tcW w:w="1512" w:type="dxa"/>
-            <w:vAlign w:val="center"/>
-          </w:tcPr>
-          <w:p>
-            <w:pPr>
-              <w:rPr>
-                <w:rFonts w:hint="eastAsia"/>
-                <w:lang w:val="en-US" w:eastAsia="zh-CN"/>
-              </w:rPr>
-            </w:pPr>
-            <w:r>
-              <w:rPr>
-                <w:rFonts w:hint="eastAsia"/>
-                <w:lang w:val="en-US" w:eastAsia="zh-CN"/>
-              </w:rPr>
-              <w:t>RCVS / RCVO</w:t>
-            </w:r>
-          </w:p>
-        </w:tc>
-        <w:tc>
-          <w:tcPr>
-            <w:tcW w:w="3214" w:type="dxa"/>
-            <w:vAlign w:val="center"/>
-          </w:tcPr>
-          <w:p>
-            <w:pPr>
-              <w:rPr>
-                <w:rFonts w:hint="eastAsia"/>
-                <w:lang w:val="en-US" w:eastAsia="zh-CN"/>
-              </w:rPr>
-            </w:pPr>
-            <w:r>
-              <w:rPr>
-                <w:rFonts w:hint="eastAsia"/>
-                <w:lang w:val="en-US" w:eastAsia="zh-CN"/>
-              </w:rPr>
-              <w:t>读取内部阀状态与开度</w:t>
-            </w:r>
-          </w:p>
-        </w:tc>
-        <w:tc>
-          <w:tcPr>
-            <w:tcW w:w="5309" w:type="dxa"/>
-            <w:vAlign w:val="center"/>
-          </w:tcPr>
-          <w:p>
-            <w:pPr>
-              <w:rPr>
-                <w:rFonts w:hint="eastAsia"/>
-                <w:lang w:val="en-US" w:eastAsia="zh-CN"/>
-              </w:rPr>
-            </w:pPr>
-            <w:r>
-              <w:rPr>
-                <w:rFonts w:hint="eastAsia"/>
-                <w:lang w:val="en-US" w:eastAsia="zh-CN"/>
-              </w:rPr>
-              <w:t>RCVS：0/1/2/3 对应全开/控制/全关/50%；RCVO：0000 至 1000，单位 0.1%。</w:t>
-            </w:r>
-          </w:p>
-        </w:tc>
-      </w:tr>
-      <w:tr>
-        <w:tblPrEx>
-          <w:tblBorders>
-            <w:top w:val="single" w:color="auto" w:sz="4" w:space="0"/>
-            <w:left w:val="single" w:color="auto" w:sz="4" w:space="0"/>
-            <w:bottom w:val="single" w:color="auto" w:sz="4" w:space="0"/>
-            <w:right w:val="single" w:color="auto" w:sz="4" w:space="0"/>
-            <w:insideH w:val="single" w:color="auto" w:sz="4" w:space="0"/>
-            <w:insideV w:val="single" w:color="auto" w:sz="4" w:space="0"/>
-          </w:tblBorders>
-          <w:tblCellMar>
-            <w:top w:w="65" w:type="dxa"/>
-            <w:left w:w="108" w:type="dxa"/>
-            <w:bottom w:w="65" w:type="dxa"/>
-            <w:right w:w="108" w:type="dxa"/>
-          </w:tblCellMar>
-        </w:tblPrEx>
-        <w:trPr>
-          <w:cantSplit/>
-        </w:trPr>
-        <w:tc>
-          <w:tcPr>
-            <w:tcW w:w="1512" w:type="dxa"/>
-            <w:vAlign w:val="center"/>
-          </w:tcPr>
-          <w:p>
-            <w:pPr>
-              <w:rPr>
-                <w:rFonts w:hint="eastAsia"/>
-                <w:lang w:val="en-US" w:eastAsia="zh-CN"/>
-              </w:rPr>
-            </w:pPr>
-            <w:r>
-              <w:rPr>
-                <w:rFonts w:hint="eastAsia"/>
-                <w:lang w:val="en-US" w:eastAsia="zh-CN"/>
-              </w:rPr>
-              <w:t>RALM</w:t>
-            </w:r>
-          </w:p>
-        </w:tc>
-        <w:tc>
-          <w:tcPr>
-            <w:tcW w:w="3214" w:type="dxa"/>
-            <w:vAlign w:val="center"/>
-          </w:tcPr>
-          <w:p>
-            <w:pPr>
-              <w:rPr>
-                <w:rFonts w:hint="eastAsia"/>
-                <w:lang w:val="en-US" w:eastAsia="zh-CN"/>
-              </w:rPr>
-            </w:pPr>
-            <w:r>
-              <w:rPr>
-                <w:rFonts w:hint="eastAsia"/>
-                <w:lang w:val="en-US" w:eastAsia="zh-CN"/>
-              </w:rPr>
-              <w:t>读取报警位掩码</w:t>
-            </w:r>
-          </w:p>
-        </w:tc>
-        <w:tc>
-          <w:tcPr>
-            <w:tcW w:w="5309" w:type="dxa"/>
-            <w:vAlign w:val="center"/>
-          </w:tcPr>
-          <w:p>
-            <w:pPr>
-              <w:rPr>
-                <w:rFonts w:hint="eastAsia"/>
-                <w:lang w:val="en-US" w:eastAsia="zh-CN"/>
-              </w:rPr>
-            </w:pPr>
-            <w:r>
-              <w:rPr>
-                <w:rFonts w:hint="eastAsia"/>
-                <w:lang w:val="en-US" w:eastAsia="zh-CN"/>
-              </w:rPr>
-              <w:t>1=传感器异常，2=阀过热，4=设定值存储异常；多项可相加。</w:t>
-            </w:r>
-          </w:p>
-        </w:tc>
-      </w:tr>
-      <w:tr>
-        <w:tblPrEx>
-          <w:tblBorders>
-            <w:top w:val="single" w:color="auto" w:sz="4" w:space="0"/>
-            <w:left w:val="single" w:color="auto" w:sz="4" w:space="0"/>
-            <w:bottom w:val="single" w:color="auto" w:sz="4" w:space="0"/>
-            <w:right w:val="single" w:color="auto" w:sz="4" w:space="0"/>
-            <w:insideH w:val="single" w:color="auto" w:sz="4" w:space="0"/>
-            <w:insideV w:val="single" w:color="auto" w:sz="4" w:space="0"/>
-          </w:tblBorders>
-          <w:tblCellMar>
-            <w:top w:w="65" w:type="dxa"/>
-            <w:left w:w="108" w:type="dxa"/>
-            <w:bottom w:w="65" w:type="dxa"/>
-            <w:right w:w="108" w:type="dxa"/>
-          </w:tblCellMar>
-        </w:tblPrEx>
-        <w:trPr>
-          <w:cantSplit/>
-        </w:trPr>
-        <w:tc>
-          <w:tcPr>
-            <w:tcW w:w="1512" w:type="dxa"/>
-            <w:vAlign w:val="center"/>
-          </w:tcPr>
-          <w:p>
-            <w:pPr>
-              <w:rPr>
-                <w:rFonts w:hint="eastAsia"/>
-                <w:lang w:val="en-US" w:eastAsia="zh-CN"/>
-              </w:rPr>
-            </w:pPr>
-            <w:r>
-              <w:rPr>
-                <w:rFonts w:hint="eastAsia"/>
-                <w:lang w:val="en-US" w:eastAsia="zh-CN"/>
-              </w:rPr>
-              <w:t>RALA / WALA</w:t>
-            </w:r>
-          </w:p>
-        </w:tc>
-        <w:tc>
-          <w:tcPr>
-            <w:tcW w:w="3214" w:type="dxa"/>
-            <w:vAlign w:val="center"/>
-          </w:tcPr>
-          <w:p>
-            <w:pPr>
-              <w:rPr>
-                <w:rFonts w:hint="eastAsia"/>
-                <w:lang w:val="en-US" w:eastAsia="zh-CN"/>
-              </w:rPr>
-            </w:pPr>
-            <w:r>
-              <w:rPr>
-                <w:rFonts w:hint="eastAsia"/>
-                <w:lang w:val="en-US" w:eastAsia="zh-CN"/>
-              </w:rPr>
-              <w:t>读取与设置设备报警动作</w:t>
-            </w:r>
-          </w:p>
-        </w:tc>
-        <w:tc>
-          <w:tcPr>
-            <w:tcW w:w="5309" w:type="dxa"/>
-            <w:vAlign w:val="center"/>
-          </w:tcPr>
-          <w:p>
-            <w:pPr>
-              <w:rPr>
-                <w:rFonts w:hint="eastAsia"/>
-                <w:lang w:val="en-US" w:eastAsia="zh-CN"/>
-              </w:rPr>
-            </w:pPr>
-            <w:r>
-              <w:rPr>
-                <w:rFonts w:hint="eastAsia"/>
-                <w:lang w:val="en-US" w:eastAsia="zh-CN"/>
-              </w:rPr>
-              <w:t>建议配置 1=强制全关并回读；仅对设备报警有效，不能据此推断通讯失联动作。</w:t>
-            </w:r>
-          </w:p>
-        </w:tc>
-      </w:tr>
-      <w:tr>
-        <w:tblPrEx>
-          <w:tblBorders>
-            <w:top w:val="single" w:color="auto" w:sz="4" w:space="0"/>
-            <w:left w:val="single" w:color="auto" w:sz="4" w:space="0"/>
-            <w:bottom w:val="single" w:color="auto" w:sz="4" w:space="0"/>
-            <w:right w:val="single" w:color="auto" w:sz="4" w:space="0"/>
-            <w:insideH w:val="single" w:color="auto" w:sz="4" w:space="0"/>
-            <w:insideV w:val="single" w:color="auto" w:sz="4" w:space="0"/>
-          </w:tblBorders>
-          <w:tblCellMar>
-            <w:top w:w="65" w:type="dxa"/>
-            <w:left w:w="108" w:type="dxa"/>
-            <w:bottom w:w="65" w:type="dxa"/>
-            <w:right w:w="108" w:type="dxa"/>
-          </w:tblCellMar>
-        </w:tblPrEx>
-        <w:trPr>
-          <w:cantSplit/>
-        </w:trPr>
-        <w:tc>
-          <w:tcPr>
-            <w:tcW w:w="1512" w:type="dxa"/>
-            <w:vAlign w:val="center"/>
-          </w:tcPr>
-          <w:p>
-            <w:pPr>
-              <w:rPr>
-                <w:rFonts w:hint="eastAsia"/>
-                <w:lang w:val="en-US" w:eastAsia="zh-CN"/>
-              </w:rPr>
-            </w:pPr>
-            <w:r>
-              <w:rPr>
-                <w:rFonts w:hint="eastAsia"/>
-                <w:lang w:val="en-US" w:eastAsia="zh-CN"/>
-              </w:rPr>
-              <w:t>RRDP / RPCF / RCCF</w:t>
-            </w:r>
-          </w:p>
-        </w:tc>
-        <w:tc>
-          <w:tcPr>
-            <w:tcW w:w="3214" w:type="dxa"/>
-            <w:vAlign w:val="center"/>
-          </w:tcPr>
-          <w:p>
-            <w:pPr>
-              <w:rPr>
-                <w:rFonts w:hint="eastAsia"/>
-                <w:lang w:val="en-US" w:eastAsia="zh-CN"/>
-              </w:rPr>
-            </w:pPr>
-            <w:r>
-              <w:rPr>
-                <w:rFonts w:hint="eastAsia"/>
-                <w:lang w:val="en-US" w:eastAsia="zh-CN"/>
-              </w:rPr>
-              <w:t>读取差压档、校准 CF、当前 CF</w:t>
-            </w:r>
-          </w:p>
-        </w:tc>
-        <w:tc>
-          <w:tcPr>
-            <w:tcW w:w="5309" w:type="dxa"/>
-            <w:vAlign w:val="center"/>
-          </w:tcPr>
-          <w:p>
-            <w:pPr>
-              <w:rPr>
-                <w:rFonts w:hint="eastAsia"/>
-                <w:lang w:val="en-US" w:eastAsia="zh-CN"/>
-              </w:rPr>
-            </w:pPr>
-            <w:r>
-              <w:rPr>
-                <w:rFonts w:hint="eastAsia"/>
-                <w:lang w:val="en-US" w:eastAsia="zh-CN"/>
-              </w:rPr>
-              <w:t>只作参数显示与核对；变更差压、模式及 CF 限于受控维护。</w:t>
-            </w:r>
-          </w:p>
-        </w:tc>
-      </w:tr>
-      <w:tr>
-        <w:tblPrEx>
-          <w:tblBorders>
-            <w:top w:val="single" w:color="auto" w:sz="4" w:space="0"/>
-            <w:left w:val="single" w:color="auto" w:sz="4" w:space="0"/>
-            <w:bottom w:val="single" w:color="auto" w:sz="4" w:space="0"/>
-            <w:right w:val="single" w:color="auto" w:sz="4" w:space="0"/>
-            <w:insideH w:val="single" w:color="auto" w:sz="4" w:space="0"/>
-            <w:insideV w:val="single" w:color="auto" w:sz="4" w:space="0"/>
-          </w:tblBorders>
-          <w:tblCellMar>
-            <w:top w:w="65" w:type="dxa"/>
-            <w:left w:w="108" w:type="dxa"/>
-            <w:bottom w:w="65" w:type="dxa"/>
-            <w:right w:w="108" w:type="dxa"/>
-          </w:tblCellMar>
-        </w:tblPrEx>
-        <w:trPr>
-          <w:cantSplit/>
-        </w:trPr>
-        <w:tc>
-          <w:tcPr>
-            <w:tcW w:w="1512" w:type="dxa"/>
-            <w:vAlign w:val="center"/>
-          </w:tcPr>
-          <w:p>
-            <w:pPr>
-              <w:rPr>
-                <w:rFonts w:hint="eastAsia"/>
-                <w:lang w:val="en-US" w:eastAsia="zh-CN"/>
-              </w:rPr>
-            </w:pPr>
-            <w:r>
-              <w:rPr>
-                <w:rFonts w:hint="eastAsia"/>
-                <w:lang w:val="en-US" w:eastAsia="zh-CN"/>
-              </w:rPr>
-              <w:t>ZERO</w:t>
-            </w:r>
-          </w:p>
-        </w:tc>
-        <w:tc>
-          <w:tcPr>
-            <w:tcW w:w="3214" w:type="dxa"/>
-            <w:vAlign w:val="center"/>
-          </w:tcPr>
-          <w:p>
-            <w:pPr>
-              <w:rPr>
-                <w:rFonts w:hint="eastAsia"/>
-                <w:lang w:val="en-US" w:eastAsia="zh-CN"/>
-              </w:rPr>
-            </w:pPr>
-            <w:r>
-              <w:rPr>
-                <w:rFonts w:hint="eastAsia"/>
-                <w:lang w:val="en-US" w:eastAsia="zh-CN"/>
-              </w:rPr>
-              <w:t>传感器调零</w:t>
-            </w:r>
-          </w:p>
-        </w:tc>
-        <w:tc>
-          <w:tcPr>
-            <w:tcW w:w="5309" w:type="dxa"/>
-            <w:vAlign w:val="center"/>
-          </w:tcPr>
-          <w:p>
-            <w:pPr>
-              <w:rPr>
-                <w:rFonts w:hint="eastAsia"/>
-                <w:lang w:val="en-US" w:eastAsia="zh-CN"/>
-              </w:rPr>
-            </w:pPr>
-            <w:r>
-              <w:rPr>
-                <w:rFonts w:hint="eastAsia"/>
-                <w:lang w:val="en-US" w:eastAsia="zh-CN"/>
-              </w:rPr>
-              <w:t>仅维护模式、流路隔离并满足零差压条件时执行，不自动重试。</w:t>
-            </w:r>
-          </w:p>
-        </w:tc>
-      </w:tr>
-    </w:tbl>
-    <w:p>
-      <w:pPr>
-        <w:rPr>
-          <w:rFonts w:hint="eastAsia"/>
-          <w:lang w:val="en-US" w:eastAsia="zh-CN"/>
-        </w:rPr>
-      </w:pPr>
-    </w:p>
-    <w:p>
-      <w:pPr>
-        <w:rPr>
-          <w:rFonts w:hint="eastAsia"/>
-          <w:lang w:val="en-US" w:eastAsia="zh-CN"/>
-        </w:rPr>
-      </w:pPr>
-    </w:p>
-    <w:p>
-      <w:pPr>
-        <w:pStyle w:val="3"/>
-        <w:rPr>
-          <w:rFonts w:hint="eastAsia"/>
-          <w:lang w:val="en-US" w:eastAsia="zh-CN"/>
-        </w:rPr>
-      </w:pPr>
-      <w:r>
-        <w:rPr>
-          <w:rFonts w:hint="eastAsia"/>
-          <w:lang w:val="en-US" w:eastAsia="zh-CN"/>
-        </w:rPr>
-        <w:t>流量计控制模块</w:t>
-      </w:r>
-    </w:p>
-    <w:p>
-      <w:pPr>
-        <w:ind w:firstLine="240" w:firstLineChars="100"/>
-        <w:rPr>
-          <w:rFonts w:hint="default"/>
-          <w:lang w:val="en-US" w:eastAsia="zh-CN"/>
-        </w:rPr>
-      </w:pPr>
-      <w:r>
-        <w:rPr>
-          <w:rFonts w:hint="eastAsia"/>
-          <w:lang w:val="en-US" w:eastAsia="zh-CN"/>
-        </w:rPr>
-        <w:t>主要更改：流量计流量值</w:t>
-      </w:r>
-      <w:bookmarkStart w:id="34" w:name="_GoBack"/>
-      <w:bookmarkEnd w:id="34"/>
-    </w:p>
-    <w:p>
-      <w:pPr>
-        <w:pStyle w:val="3"/>
-      </w:pPr>
-      <w:r>
-        <w:rPr>
-          <w:rFonts w:hint="eastAsia"/>
-          <w:lang w:val="en-US" w:eastAsia="zh-CN"/>
-        </w:rPr>
-        <w:t>电磁阀控制</w:t>
-      </w:r>
-      <w:r>
-        <w:rPr>
-          <w:rFonts w:hint="eastAsia"/>
-        </w:rPr>
-        <w:t>模块</w:t>
-      </w:r>
-      <w:bookmarkEnd w:id="32"/>
-    </w:p>
-    <w:p>
-      <w:pPr>
-        <w:pStyle w:val="4"/>
-      </w:pPr>
-      <w:bookmarkStart w:id="33" w:name="_Toc237510548"/>
-      <w:r>
-        <w:rPr>
-          <w:rFonts w:hint="eastAsia"/>
-          <w:lang w:val="en-US" w:eastAsia="zh-CN"/>
-        </w:rPr>
-        <w:t>硬件</w:t>
-      </w:r>
-    </w:p>
-    <w:tbl>
-      <w:tblPr>
-        <w:tblStyle w:val="23"/>
-        <w:tblW w:w="0" w:type="auto"/>
-        <w:tblInd w:w="420" w:type="dxa"/>
-        <w:tblBorders>
-          <w:top w:val="single" w:color="auto" w:sz="4" w:space="0"/>
-          <w:left w:val="single" w:color="auto" w:sz="4" w:space="0"/>
-          <w:bottom w:val="single" w:color="auto" w:sz="4" w:space="0"/>
-          <w:right w:val="single" w:color="auto" w:sz="4" w:space="0"/>
-          <w:insideH w:val="single" w:color="auto" w:sz="4" w:space="0"/>
-          <w:insideV w:val="single" w:color="auto" w:sz="4" w:space="0"/>
-        </w:tblBorders>
-        <w:tblLayout w:type="autofit"/>
-        <w:tblCellMar>
-          <w:top w:w="0" w:type="dxa"/>
-          <w:left w:w="108" w:type="dxa"/>
-          <w:bottom w:w="0" w:type="dxa"/>
-          <w:right w:w="108" w:type="dxa"/>
-        </w:tblCellMar>
-      </w:tblPr>
-      <w:tblGrid>
-        <w:gridCol w:w="1815"/>
-        <w:gridCol w:w="8447"/>
-      </w:tblGrid>
-      <w:tr>
-        <w:tblPrEx>
-          <w:tblBorders>
-            <w:top w:val="single" w:color="auto" w:sz="4" w:space="0"/>
-            <w:left w:val="single" w:color="auto" w:sz="4" w:space="0"/>
-            <w:bottom w:val="single" w:color="auto" w:sz="4" w:space="0"/>
-            <w:right w:val="single" w:color="auto" w:sz="4" w:space="0"/>
-            <w:insideH w:val="single" w:color="auto" w:sz="4" w:space="0"/>
-            <w:insideV w:val="single" w:color="auto" w:sz="4" w:space="0"/>
-          </w:tblBorders>
-          <w:tblCellMar>
-            <w:top w:w="0" w:type="dxa"/>
-            <w:left w:w="108" w:type="dxa"/>
-            <w:bottom w:w="0" w:type="dxa"/>
-            <w:right w:w="108" w:type="dxa"/>
-          </w:tblCellMar>
-        </w:tblPrEx>
-        <w:tc>
-          <w:tcPr>
-            <w:tcW w:w="1815" w:type="dxa"/>
-          </w:tcPr>
-          <w:p>
-            <w:r>
-              <w:rPr>
-                <w:rFonts w:hint="eastAsia"/>
-              </w:rPr>
-              <w:t>名称</w:t>
-            </w:r>
-          </w:p>
-        </w:tc>
-        <w:tc>
-          <w:tcPr>
-            <w:tcW w:w="8447" w:type="dxa"/>
-          </w:tcPr>
-          <w:p>
-            <w:r>
-              <w:rPr>
-                <w:rFonts w:hint="eastAsia"/>
-              </w:rPr>
-              <w:t>描述</w:t>
+          </w:tcPr>
+          <w:p>
+            <w:pPr>
+              <w:rPr>
+                <w:rFonts w:hint="default"/>
+                <w:lang w:val="en-US" w:eastAsia="zh-CN"/>
+              </w:rPr>
+            </w:pPr>
+            <w:r>
+              <w:rPr>
+                <w:rFonts w:hint="eastAsia"/>
+                <w:lang w:val="en-US" w:eastAsia="zh-CN"/>
+              </w:rPr>
+              <w:t>VALSW6和VALP2控制阀门6</w:t>
             </w:r>
           </w:p>
         </w:tc>
@@ -9277,7 +9163,7 @@
           <w:p>
             <w:pPr>
               <w:rPr>
-                <w:rFonts w:hint="default" w:eastAsia="宋体"/>
+                <w:rFonts w:hint="default"/>
                 <w:lang w:val="en-US" w:eastAsia="zh-CN"/>
               </w:rPr>
             </w:pPr>
@@ -9297,16 +9183,16 @@
           <w:p>
             <w:pPr>
               <w:rPr>
-                <w:rFonts w:hint="default" w:eastAsia="宋体"/>
-                <w:lang w:val="en-US" w:eastAsia="zh-CN"/>
-              </w:rPr>
-            </w:pPr>
-            <w:r>
-              <w:rPr>
-                <w:rFonts w:hint="eastAsia"/>
-                <w:lang w:val="en-US" w:eastAsia="zh-CN"/>
-              </w:rPr>
-              <w:t>VAL/SW1 和VALP1控制阀门1</w:t>
+                <w:rFonts w:hint="default"/>
+                <w:lang w:val="en-US" w:eastAsia="zh-CN"/>
+              </w:rPr>
+            </w:pPr>
+            <w:r>
+              <w:rPr>
+                <w:rFonts w:hint="eastAsia"/>
+                <w:lang w:val="en-US" w:eastAsia="zh-CN"/>
+              </w:rPr>
+              <w:t>VAL/SW7和VALP3控制阀门7</w:t>
             </w:r>
           </w:p>
         </w:tc>
@@ -9364,7 +9250,7 @@
                 <w:rFonts w:hint="eastAsia"/>
                 <w:lang w:val="en-US" w:eastAsia="zh-CN"/>
               </w:rPr>
-              <w:t>VAL/SW2和VALP1控制阀门2</w:t>
+              <w:t>VAL/SW8和VALP3控制阀门8</w:t>
             </w:r>
           </w:p>
         </w:tc>
@@ -9422,7 +9308,7 @@
                 <w:rFonts w:hint="eastAsia"/>
                 <w:lang w:val="en-US" w:eastAsia="zh-CN"/>
               </w:rPr>
-              <w:t>VAL/SW3和VALP1控制阀门3</w:t>
+              <w:t>VAL/SW9和VALP3控制阀门9</w:t>
             </w:r>
           </w:p>
         </w:tc>
@@ -9480,7 +9366,7 @@
                 <w:rFonts w:hint="eastAsia"/>
                 <w:lang w:val="en-US" w:eastAsia="zh-CN"/>
               </w:rPr>
-              <w:t>VAL/SW4和VALP2控制阀门4</w:t>
+              <w:t>VALP1 控制 VAL/SW1 VAL/SW2 VAL/SW3</w:t>
             </w:r>
           </w:p>
         </w:tc>
@@ -9538,7 +9424,7 @@
                 <w:rFonts w:hint="eastAsia"/>
                 <w:lang w:val="en-US" w:eastAsia="zh-CN"/>
               </w:rPr>
-              <w:t>VAL/SW5和VALP2控制阀门5</w:t>
+              <w:t>VALP2 控制 VAL/SW4 VAL/SW5 VAL/SW6</w:t>
             </w:r>
           </w:p>
         </w:tc>
@@ -9596,354 +9482,6 @@
                 <w:rFonts w:hint="eastAsia"/>
                 <w:lang w:val="en-US" w:eastAsia="zh-CN"/>
               </w:rPr>
-              <w:t>VALSW6和VALP2控制阀门6</w:t>
-            </w:r>
-          </w:p>
-        </w:tc>
-      </w:tr>
-      <w:tr>
-        <w:tblPrEx>
-          <w:tblBorders>
-            <w:top w:val="single" w:color="auto" w:sz="4" w:space="0"/>
-            <w:left w:val="single" w:color="auto" w:sz="4" w:space="0"/>
-            <w:bottom w:val="single" w:color="auto" w:sz="4" w:space="0"/>
-            <w:right w:val="single" w:color="auto" w:sz="4" w:space="0"/>
-            <w:insideH w:val="single" w:color="auto" w:sz="4" w:space="0"/>
-            <w:insideV w:val="single" w:color="auto" w:sz="4" w:space="0"/>
-          </w:tblBorders>
-          <w:tblCellMar>
-            <w:top w:w="0" w:type="dxa"/>
-            <w:left w:w="108" w:type="dxa"/>
-            <w:bottom w:w="0" w:type="dxa"/>
-            <w:right w:w="108" w:type="dxa"/>
-          </w:tblCellMar>
-        </w:tblPrEx>
-        <w:tc>
-          <w:tcPr>
-            <w:tcW w:w="1815" w:type="dxa"/>
-          </w:tcPr>
-          <w:p>
-            <w:pPr>
-              <w:rPr>
-                <w:rFonts w:hint="default"/>
-                <w:lang w:val="en-US" w:eastAsia="zh-CN"/>
-              </w:rPr>
-            </w:pPr>
-            <w:r>
-              <w:rPr>
-                <w:rFonts w:hint="eastAsia"/>
-                <w:lang w:val="en-US" w:eastAsia="zh-CN"/>
-              </w:rPr>
-              <w:t>MCU-IO</w:t>
-            </w:r>
-          </w:p>
-        </w:tc>
-        <w:tc>
-          <w:tcPr>
-            <w:tcW w:w="8447" w:type="dxa"/>
-          </w:tcPr>
-          <w:p>
-            <w:pPr>
-              <w:rPr>
-                <w:rFonts w:hint="default"/>
-                <w:lang w:val="en-US" w:eastAsia="zh-CN"/>
-              </w:rPr>
-            </w:pPr>
-            <w:r>
-              <w:rPr>
-                <w:rFonts w:hint="eastAsia"/>
-                <w:lang w:val="en-US" w:eastAsia="zh-CN"/>
-              </w:rPr>
-              <w:t>VAL/SW7和VALP3控制阀门7</w:t>
-            </w:r>
-          </w:p>
-        </w:tc>
-      </w:tr>
-      <w:tr>
-        <w:tblPrEx>
-          <w:tblBorders>
-            <w:top w:val="single" w:color="auto" w:sz="4" w:space="0"/>
-            <w:left w:val="single" w:color="auto" w:sz="4" w:space="0"/>
-            <w:bottom w:val="single" w:color="auto" w:sz="4" w:space="0"/>
-            <w:right w:val="single" w:color="auto" w:sz="4" w:space="0"/>
-            <w:insideH w:val="single" w:color="auto" w:sz="4" w:space="0"/>
-            <w:insideV w:val="single" w:color="auto" w:sz="4" w:space="0"/>
-          </w:tblBorders>
-          <w:tblCellMar>
-            <w:top w:w="0" w:type="dxa"/>
-            <w:left w:w="108" w:type="dxa"/>
-            <w:bottom w:w="0" w:type="dxa"/>
-            <w:right w:w="108" w:type="dxa"/>
-          </w:tblCellMar>
-        </w:tblPrEx>
-        <w:tc>
-          <w:tcPr>
-            <w:tcW w:w="1815" w:type="dxa"/>
-          </w:tcPr>
-          <w:p>
-            <w:pPr>
-              <w:rPr>
-                <w:rFonts w:hint="default"/>
-                <w:lang w:val="en-US" w:eastAsia="zh-CN"/>
-              </w:rPr>
-            </w:pPr>
-            <w:r>
-              <w:rPr>
-                <w:rFonts w:hint="eastAsia"/>
-                <w:lang w:val="en-US" w:eastAsia="zh-CN"/>
-              </w:rPr>
-              <w:t>MCU-IO</w:t>
-            </w:r>
-          </w:p>
-        </w:tc>
-        <w:tc>
-          <w:tcPr>
-            <w:tcW w:w="8447" w:type="dxa"/>
-          </w:tcPr>
-          <w:p>
-            <w:pPr>
-              <w:rPr>
-                <w:rFonts w:hint="default"/>
-                <w:lang w:val="en-US" w:eastAsia="zh-CN"/>
-              </w:rPr>
-            </w:pPr>
-            <w:r>
-              <w:rPr>
-                <w:rFonts w:hint="eastAsia"/>
-                <w:lang w:val="en-US" w:eastAsia="zh-CN"/>
-              </w:rPr>
-              <w:t>VAL/SW8和VALP3控制阀门8</w:t>
-            </w:r>
-          </w:p>
-        </w:tc>
-      </w:tr>
-      <w:tr>
-        <w:tblPrEx>
-          <w:tblBorders>
-            <w:top w:val="single" w:color="auto" w:sz="4" w:space="0"/>
-            <w:left w:val="single" w:color="auto" w:sz="4" w:space="0"/>
-            <w:bottom w:val="single" w:color="auto" w:sz="4" w:space="0"/>
-            <w:right w:val="single" w:color="auto" w:sz="4" w:space="0"/>
-            <w:insideH w:val="single" w:color="auto" w:sz="4" w:space="0"/>
-            <w:insideV w:val="single" w:color="auto" w:sz="4" w:space="0"/>
-          </w:tblBorders>
-          <w:tblCellMar>
-            <w:top w:w="0" w:type="dxa"/>
-            <w:left w:w="108" w:type="dxa"/>
-            <w:bottom w:w="0" w:type="dxa"/>
-            <w:right w:w="108" w:type="dxa"/>
-          </w:tblCellMar>
-        </w:tblPrEx>
-        <w:tc>
-          <w:tcPr>
-            <w:tcW w:w="1815" w:type="dxa"/>
-          </w:tcPr>
-          <w:p>
-            <w:pPr>
-              <w:rPr>
-                <w:rFonts w:hint="default"/>
-                <w:lang w:val="en-US" w:eastAsia="zh-CN"/>
-              </w:rPr>
-            </w:pPr>
-            <w:r>
-              <w:rPr>
-                <w:rFonts w:hint="eastAsia"/>
-                <w:lang w:val="en-US" w:eastAsia="zh-CN"/>
-              </w:rPr>
-              <w:t>MCU-IO</w:t>
-            </w:r>
-          </w:p>
-        </w:tc>
-        <w:tc>
-          <w:tcPr>
-            <w:tcW w:w="8447" w:type="dxa"/>
-          </w:tcPr>
-          <w:p>
-            <w:pPr>
-              <w:rPr>
-                <w:rFonts w:hint="default"/>
-                <w:lang w:val="en-US" w:eastAsia="zh-CN"/>
-              </w:rPr>
-            </w:pPr>
-            <w:r>
-              <w:rPr>
-                <w:rFonts w:hint="eastAsia"/>
-                <w:lang w:val="en-US" w:eastAsia="zh-CN"/>
-              </w:rPr>
-              <w:t>VAL/SW9和VALP3控制阀门9</w:t>
-            </w:r>
-          </w:p>
-        </w:tc>
-      </w:tr>
-      <w:tr>
-        <w:tblPrEx>
-          <w:tblBorders>
-            <w:top w:val="single" w:color="auto" w:sz="4" w:space="0"/>
-            <w:left w:val="single" w:color="auto" w:sz="4" w:space="0"/>
-            <w:bottom w:val="single" w:color="auto" w:sz="4" w:space="0"/>
-            <w:right w:val="single" w:color="auto" w:sz="4" w:space="0"/>
-            <w:insideH w:val="single" w:color="auto" w:sz="4" w:space="0"/>
-            <w:insideV w:val="single" w:color="auto" w:sz="4" w:space="0"/>
-          </w:tblBorders>
-          <w:tblCellMar>
-            <w:top w:w="0" w:type="dxa"/>
-            <w:left w:w="108" w:type="dxa"/>
-            <w:bottom w:w="0" w:type="dxa"/>
-            <w:right w:w="108" w:type="dxa"/>
-          </w:tblCellMar>
-        </w:tblPrEx>
-        <w:tc>
-          <w:tcPr>
-            <w:tcW w:w="1815" w:type="dxa"/>
-          </w:tcPr>
-          <w:p>
-            <w:pPr>
-              <w:rPr>
-                <w:rFonts w:hint="default"/>
-                <w:lang w:val="en-US" w:eastAsia="zh-CN"/>
-              </w:rPr>
-            </w:pPr>
-            <w:r>
-              <w:rPr>
-                <w:rFonts w:hint="eastAsia"/>
-                <w:lang w:val="en-US" w:eastAsia="zh-CN"/>
-              </w:rPr>
-              <w:t>MCU-IO</w:t>
-            </w:r>
-          </w:p>
-        </w:tc>
-        <w:tc>
-          <w:tcPr>
-            <w:tcW w:w="8447" w:type="dxa"/>
-          </w:tcPr>
-          <w:p>
-            <w:pPr>
-              <w:rPr>
-                <w:rFonts w:hint="default"/>
-                <w:lang w:val="en-US" w:eastAsia="zh-CN"/>
-              </w:rPr>
-            </w:pPr>
-            <w:r>
-              <w:rPr>
-                <w:rFonts w:hint="eastAsia"/>
-                <w:lang w:val="en-US" w:eastAsia="zh-CN"/>
-              </w:rPr>
-              <w:t>VALP1 控制 VAL/SW1 VAL/SW2 VAL/SW3</w:t>
-            </w:r>
-          </w:p>
-        </w:tc>
-      </w:tr>
-      <w:tr>
-        <w:tblPrEx>
-          <w:tblBorders>
-            <w:top w:val="single" w:color="auto" w:sz="4" w:space="0"/>
-            <w:left w:val="single" w:color="auto" w:sz="4" w:space="0"/>
-            <w:bottom w:val="single" w:color="auto" w:sz="4" w:space="0"/>
-            <w:right w:val="single" w:color="auto" w:sz="4" w:space="0"/>
-            <w:insideH w:val="single" w:color="auto" w:sz="4" w:space="0"/>
-            <w:insideV w:val="single" w:color="auto" w:sz="4" w:space="0"/>
-          </w:tblBorders>
-          <w:tblCellMar>
-            <w:top w:w="0" w:type="dxa"/>
-            <w:left w:w="108" w:type="dxa"/>
-            <w:bottom w:w="0" w:type="dxa"/>
-            <w:right w:w="108" w:type="dxa"/>
-          </w:tblCellMar>
-        </w:tblPrEx>
-        <w:tc>
-          <w:tcPr>
-            <w:tcW w:w="1815" w:type="dxa"/>
-          </w:tcPr>
-          <w:p>
-            <w:pPr>
-              <w:rPr>
-                <w:rFonts w:hint="default"/>
-                <w:lang w:val="en-US" w:eastAsia="zh-CN"/>
-              </w:rPr>
-            </w:pPr>
-            <w:r>
-              <w:rPr>
-                <w:rFonts w:hint="eastAsia"/>
-                <w:lang w:val="en-US" w:eastAsia="zh-CN"/>
-              </w:rPr>
-              <w:t>MCU-IO</w:t>
-            </w:r>
-          </w:p>
-        </w:tc>
-        <w:tc>
-          <w:tcPr>
-            <w:tcW w:w="8447" w:type="dxa"/>
-          </w:tcPr>
-          <w:p>
-            <w:pPr>
-              <w:rPr>
-                <w:rFonts w:hint="default"/>
-                <w:lang w:val="en-US" w:eastAsia="zh-CN"/>
-              </w:rPr>
-            </w:pPr>
-            <w:r>
-              <w:rPr>
-                <w:rFonts w:hint="eastAsia"/>
-                <w:lang w:val="en-US" w:eastAsia="zh-CN"/>
-              </w:rPr>
-              <w:t>VALP2 控制 VAL/SW4 VAL/SW5 VAL/SW6</w:t>
-            </w:r>
-          </w:p>
-        </w:tc>
-      </w:tr>
-      <w:tr>
-        <w:tblPrEx>
-          <w:tblBorders>
-            <w:top w:val="single" w:color="auto" w:sz="4" w:space="0"/>
-            <w:left w:val="single" w:color="auto" w:sz="4" w:space="0"/>
-            <w:bottom w:val="single" w:color="auto" w:sz="4" w:space="0"/>
-            <w:right w:val="single" w:color="auto" w:sz="4" w:space="0"/>
-            <w:insideH w:val="single" w:color="auto" w:sz="4" w:space="0"/>
-            <w:insideV w:val="single" w:color="auto" w:sz="4" w:space="0"/>
-          </w:tblBorders>
-          <w:tblCellMar>
-            <w:top w:w="0" w:type="dxa"/>
-            <w:left w:w="108" w:type="dxa"/>
-            <w:bottom w:w="0" w:type="dxa"/>
-            <w:right w:w="108" w:type="dxa"/>
-          </w:tblCellMar>
-        </w:tblPrEx>
-        <w:tc>
-          <w:tcPr>
-            <w:tcW w:w="1815" w:type="dxa"/>
-          </w:tcPr>
-          <w:p>
-            <w:pPr>
-              <w:rPr>
-                <w:rFonts w:hint="default"/>
-                <w:lang w:val="en-US" w:eastAsia="zh-CN"/>
-              </w:rPr>
-            </w:pPr>
-            <w:r>
-              <w:rPr>
-                <w:rFonts w:hint="eastAsia"/>
-                <w:lang w:val="en-US" w:eastAsia="zh-CN"/>
-              </w:rPr>
-              <w:t>MCU-IO</w:t>
-            </w:r>
-          </w:p>
-        </w:tc>
-        <w:tc>
-          <w:tcPr>
-            <w:tcW w:w="8447" w:type="dxa"/>
-          </w:tcPr>
-          <w:p>
-            <w:pPr>
-              <w:rPr>
-                <w:rFonts w:hint="default"/>
-                <w:lang w:val="en-US" w:eastAsia="zh-CN"/>
-              </w:rPr>
-            </w:pPr>
-            <w:r>
-              <w:rPr>
-                <w:rFonts w:hint="eastAsia"/>
-                <w:lang w:val="en-US" w:eastAsia="zh-CN"/>
-              </w:rPr>
               <w:t>VALP3 控制 VAL/SW7 VAL/SW8 VAL/SW9</w:t>
             </w:r>
           </w:p>
@@ -9962,7 +9500,7 @@
           <w:rFonts w:hint="eastAsia"/>
           <w:lang w:val="en-US" w:eastAsia="zh-CN"/>
         </w:rPr>
-        <w:t>互斥规则</w:t>
+        <w:t>软件</w:t>
       </w:r>
     </w:p>
     <w:p>
@@ -9978,7 +9516,7 @@
           <w:rFonts w:hint="eastAsia"/>
           <w:lang w:val="en-US" w:eastAsia="zh-CN"/>
         </w:rPr>
-        <w:t>VAL1-VAL6 自由开关通过上位机的CAN通讯控制；VAL7，VAL9逻辑一致，保持一致的逻辑，VAL8和VAL7与VAL9保持互斥的逻辑。</w:t>
+        <w:t>电磁阀互斥：VAL1-VAL6 自由开关通过上位机的CAN通讯控制；VAL7，VAL9逻辑一致，保持一致的逻辑，VAL8和VAL7与VAL9保持互斥的逻辑。</w:t>
       </w:r>
     </w:p>
     <w:p>
@@ -9987,8 +9525,35 @@
         <w:ind w:firstLine="420"/>
         <w:rPr>
           <w:rFonts w:hint="eastAsia"/>
-        </w:rPr>
-      </w:pPr>
+          <w:lang w:val="en-US" w:eastAsia="zh-CN"/>
+        </w:rPr>
+      </w:pPr>
+      <w:r>
+        <w:rPr>
+          <w:rFonts w:hint="eastAsia"/>
+          <w:lang w:val="en-US" w:eastAsia="zh-CN"/>
+        </w:rPr>
+        <w:t>电磁阀维持功能：电磁阀开启需要先保持12v，200ms。随后保持5v。</w:t>
+      </w:r>
+    </w:p>
+    <w:p>
+      <w:pPr>
+        <w:spacing w:after="120"/>
+        <w:ind w:firstLine="420"/>
+        <w:rPr>
+          <w:rFonts w:hint="default"/>
+          <w:lang w:val="en-US" w:eastAsia="zh-CN"/>
+        </w:rPr>
+      </w:pPr>
+      <w:r>
+        <w:rPr>
+          <w:rFonts w:hint="eastAsia"/>
+          <w:lang w:val="en-US" w:eastAsia="zh-CN"/>
+        </w:rPr>
+        <w:t>初始化：初始化保持电池阀关闭功能。</w:t>
+      </w:r>
+      <w:bookmarkStart w:id="34" w:name="_GoBack"/>
+      <w:bookmarkEnd w:id="34"/>
     </w:p>
     <w:sectPr>
       <w:headerReference r:id="rId12" w:type="default"/>
